--- a/lessons/3-5/downloads/reveal/teacher/3.5-session-2-prerequisite-practice-a.docx
+++ b/lessons/3-5/downloads/reveal/teacher/3.5-session-2-prerequisite-practice-a.docx
@@ -15,10 +15,28 @@
         <w:rPr>
           <w:rFonts w:ascii="Avenir Next" w:hAnsi="Avenir Next" w:cs="Avenir Next" w:eastAsia="Avenir Next"/>
           <w:color w:val="1A1A1A"/>
+          <w:sz w:val="22"/>
+          <w:szCs w:val="20"/>
+        </w:rPr>
+        <w:t xml:space="preserve">Name</w:t>
+      </w:r>
+      <w:r>
+        <w:rPr>
+          <w:rFonts w:ascii="Avenir Next" w:hAnsi="Avenir Next" w:cs="Avenir Next" w:eastAsia="Avenir Next"/>
+          <w:color w:val="1A1A1A"/>
           <w:sz w:val="20"/>
           <w:szCs w:val="20"/>
         </w:rPr>
-        <w:t xml:space="preserve">Name</w:t>
+        <w:tab/>
+      </w:r>
+      <w:r>
+        <w:rPr>
+          <w:rFonts w:ascii="Avenir Next" w:hAnsi="Avenir Next" w:cs="Avenir Next" w:eastAsia="Avenir Next"/>
+          <w:color w:val="1A1A1A"/>
+          <w:sz w:val="22"/>
+          <w:szCs w:val="20"/>
+        </w:rPr>
+        <w:t xml:space="preserve">   Date</w:t>
       </w:r>
       <w:r>
         <w:rPr>
@@ -33,25 +51,7 @@
         <w:rPr>
           <w:rFonts w:ascii="Avenir Next" w:hAnsi="Avenir Next" w:cs="Avenir Next" w:eastAsia="Avenir Next"/>
           <w:color w:val="1A1A1A"/>
-          <w:sz w:val="20"/>
-          <w:szCs w:val="20"/>
-        </w:rPr>
-        <w:t xml:space="preserve">   Date</w:t>
-      </w:r>
-      <w:r>
-        <w:rPr>
-          <w:rFonts w:ascii="Avenir Next" w:hAnsi="Avenir Next" w:cs="Avenir Next" w:eastAsia="Avenir Next"/>
-          <w:color w:val="1A1A1A"/>
-          <w:sz w:val="20"/>
-          <w:szCs w:val="20"/>
-        </w:rPr>
-        <w:tab/>
-      </w:r>
-      <w:r>
-        <w:rPr>
-          <w:rFonts w:ascii="Avenir Next" w:hAnsi="Avenir Next" w:cs="Avenir Next" w:eastAsia="Avenir Next"/>
-          <w:color w:val="1A1A1A"/>
-          <w:sz w:val="20"/>
+          <w:sz w:val="22"/>
           <w:szCs w:val="20"/>
         </w:rPr>
         <w:t xml:space="preserve">   Period</w:t>
@@ -78,7 +78,7 @@
           <w:caps/>
           <w:color w:val="003A70"/>
           <w:spacing w:val="12"/>
-          <w:sz w:val="19"/>
+          <w:sz w:val="22"/>
           <w:szCs w:val="19"/>
         </w:rPr>
         <w:t xml:space="preserve">Lesson 3-5  ·  Session 2  ·  Prerequisite Practice A  ·  Skill 1 of 2</w:t>
@@ -86,6 +86,7 @@
     </w:p>
     <w:p>
       <w:pPr>
+        <w:pStyle w:val="Heading1"/>
         <w:keepNext/>
         <w:spacing w:before="0" w:after="10" w:line="240" w:lineRule="auto"/>
       </w:pPr>
@@ -111,7 +112,7 @@
         <w:rPr>
           <w:rFonts w:ascii="Avenir Next" w:hAnsi="Avenir Next" w:cs="Avenir Next" w:eastAsia="Avenir Next"/>
           <w:color w:val="5A5F66"/>
-          <w:sz w:val="17"/>
+          <w:sz w:val="22"/>
           <w:szCs w:val="17"/>
         </w:rPr>
         <w:t xml:space="preserve">Builds on Grade 5 · 5.NBT.B.7</w:t>
@@ -154,6 +155,7 @@
           </w:tcPr>
           <w:p>
             <w:pPr>
+              <w:pStyle w:val="Heading2"/>
               <w:spacing w:before="0" w:after="0" w:line="252" w:lineRule="auto"/>
             </w:pPr>
             <w:r>
@@ -183,7 +185,7 @@
               <w:rPr>
                 <w:rFonts w:ascii="Avenir Next" w:hAnsi="Avenir Next" w:cs="Avenir Next" w:eastAsia="Avenir Next"/>
                 <w:color w:val="1A1A1A"/>
-                <w:sz w:val="20"/>
+                <w:sz w:val="22"/>
                 <w:szCs w:val="20"/>
               </w:rPr>
               <w:t xml:space="preserve">You will find the cost of 12 bags when 6 bags cost $13.20.</w:t>
@@ -203,6 +205,7 @@
           </w:tcPr>
           <w:p>
             <w:pPr>
+              <w:pStyle w:val="Heading2"/>
               <w:spacing w:before="0" w:after="0" w:line="252" w:lineRule="auto"/>
             </w:pPr>
             <w:r>
@@ -232,7 +235,7 @@
               <w:rPr>
                 <w:rFonts w:ascii="Avenir Next" w:hAnsi="Avenir Next" w:cs="Avenir Next" w:eastAsia="Avenir Next"/>
                 <w:color w:val="1A1A1A"/>
-                <w:sz w:val="20"/>
+                <w:sz w:val="22"/>
                 <w:szCs w:val="20"/>
               </w:rPr>
               <w:t xml:space="preserve">Multiply a money amount by a whole number, like $13.20 × 2.  </w:t>
@@ -242,7 +245,7 @@
                 <w:rFonts w:ascii="Avenir Next" w:hAnsi="Avenir Next" w:cs="Avenir Next" w:eastAsia="Avenir Next"/>
                 <w:b/>
                 <w:color w:val="1A1A1A"/>
-                <w:sz w:val="20"/>
+                <w:sz w:val="22"/>
                 <w:szCs w:val="20"/>
               </w:rPr>
               <w:t xml:space="preserve">You will use it in Practice Form A, problem 5.</w:t>
@@ -253,6 +256,7 @@
     </w:tbl>
     <w:p>
       <w:pPr>
+        <w:pStyle w:val="Heading2"/>
         <w:keepNext/>
         <w:pBdr>
           <w:bottom w:val="single" w:sz="8" w:space="3" w:color="003A70"/>
@@ -268,7 +272,7 @@
           <w:b/>
           <w:color w:val="003A70"/>
           <w:spacing w:val="14"/>
-          <w:sz w:val="19"/>
+          <w:sz w:val="22"/>
           <w:szCs w:val="19"/>
         </w:rPr>
         <w:t xml:space="preserve">STEPS TO FOLLOW</w:t>
@@ -287,7 +291,7 @@
           <w:rFonts w:ascii="Avenir Next" w:hAnsi="Avenir Next" w:cs="Avenir Next" w:eastAsia="Avenir Next"/>
           <w:i/>
           <w:color w:val="5A5F66"/>
-          <w:sz w:val="17"/>
+          <w:sz w:val="22"/>
           <w:szCs w:val="17"/>
         </w:rPr>
         <w:t xml:space="preserve">use these same steps on every problem</w:t>
@@ -329,6 +333,7 @@
           </w:tcPr>
           <w:p>
             <w:pPr>
+              <w:pStyle w:val="Heading1"/>
               <w:spacing w:before="0" w:after="0" w:line="240" w:lineRule="auto"/>
               <w:jc w:val="center"/>
             </w:pPr>
@@ -358,7 +363,7 @@
                 <w:rFonts w:ascii="Avenir Next" w:hAnsi="Avenir Next" w:cs="Avenir Next" w:eastAsia="Avenir Next"/>
                 <w:b/>
                 <w:color w:val="1A1A1A"/>
-                <w:sz w:val="21"/>
+                <w:sz w:val="22"/>
                 <w:szCs w:val="21"/>
               </w:rPr>
               <w:t xml:space="preserve">Break</w:t>
@@ -367,7 +372,7 @@
               <w:rPr>
                 <w:rFonts w:ascii="Avenir Next" w:hAnsi="Avenir Next" w:cs="Avenir Next" w:eastAsia="Avenir Next"/>
                 <w:color w:val="1A1A1A"/>
-                <w:sz w:val="21"/>
+                <w:sz w:val="22"/>
                 <w:szCs w:val="21"/>
               </w:rPr>
               <w:t xml:space="preserve"> the amount into dollars and cents.</w:t>
@@ -386,6 +391,7 @@
           </w:tcPr>
           <w:p>
             <w:pPr>
+              <w:pStyle w:val="Heading1"/>
               <w:spacing w:before="0" w:after="0" w:line="240" w:lineRule="auto"/>
               <w:jc w:val="center"/>
             </w:pPr>
@@ -415,7 +421,7 @@
                 <w:rFonts w:ascii="Avenir Next" w:hAnsi="Avenir Next" w:cs="Avenir Next" w:eastAsia="Avenir Next"/>
                 <w:b/>
                 <w:color w:val="1A1A1A"/>
-                <w:sz w:val="21"/>
+                <w:sz w:val="22"/>
                 <w:szCs w:val="21"/>
               </w:rPr>
               <w:t xml:space="preserve">Multiply</w:t>
@@ -424,7 +430,7 @@
               <w:rPr>
                 <w:rFonts w:ascii="Avenir Next" w:hAnsi="Avenir Next" w:cs="Avenir Next" w:eastAsia="Avenir Next"/>
                 <w:color w:val="1A1A1A"/>
-                <w:sz w:val="21"/>
+                <w:sz w:val="22"/>
                 <w:szCs w:val="21"/>
               </w:rPr>
               <w:t xml:space="preserve"> each part by the whole number.</w:t>
@@ -443,6 +449,7 @@
           </w:tcPr>
           <w:p>
             <w:pPr>
+              <w:pStyle w:val="Heading1"/>
               <w:spacing w:before="0" w:after="0" w:line="240" w:lineRule="auto"/>
               <w:jc w:val="center"/>
             </w:pPr>
@@ -472,7 +479,7 @@
                 <w:rFonts w:ascii="Avenir Next" w:hAnsi="Avenir Next" w:cs="Avenir Next" w:eastAsia="Avenir Next"/>
                 <w:b/>
                 <w:color w:val="1A1A1A"/>
-                <w:sz w:val="21"/>
+                <w:sz w:val="22"/>
                 <w:szCs w:val="21"/>
               </w:rPr>
               <w:t xml:space="preserve">Add</w:t>
@@ -481,7 +488,7 @@
               <w:rPr>
                 <w:rFonts w:ascii="Avenir Next" w:hAnsi="Avenir Next" w:cs="Avenir Next" w:eastAsia="Avenir Next"/>
                 <w:color w:val="1A1A1A"/>
-                <w:sz w:val="21"/>
+                <w:sz w:val="22"/>
                 <w:szCs w:val="21"/>
               </w:rPr>
               <w:t xml:space="preserve"> the two products.</w:t>
@@ -492,6 +499,7 @@
     </w:tbl>
     <w:p>
       <w:pPr>
+        <w:pStyle w:val="Heading2"/>
         <w:keepNext/>
         <w:pBdr>
           <w:bottom w:val="single" w:sz="8" w:space="3" w:color="003A70"/>
@@ -507,7 +515,7 @@
           <w:b/>
           <w:color w:val="003A70"/>
           <w:spacing w:val="14"/>
-          <w:sz w:val="19"/>
+          <w:sz w:val="22"/>
           <w:szCs w:val="19"/>
         </w:rPr>
         <w:t xml:space="preserve">WATCH ME</w:t>
@@ -526,7 +534,7 @@
           <w:rFonts w:ascii="Avenir Next" w:hAnsi="Avenir Next" w:cs="Avenir Next" w:eastAsia="Avenir Next"/>
           <w:i/>
           <w:color w:val="5A5F66"/>
-          <w:sz w:val="17"/>
+          <w:sz w:val="22"/>
           <w:szCs w:val="17"/>
         </w:rPr>
         <w:t xml:space="preserve">the steps in action</w:t>
@@ -541,7 +549,7 @@
           <w:rFonts w:ascii="Avenir Next" w:hAnsi="Avenir Next" w:cs="Avenir Next" w:eastAsia="Avenir Next"/>
           <w:b/>
           <w:color w:val="1A1A1A"/>
-          <w:sz w:val="21"/>
+          <w:sz w:val="22"/>
           <w:szCs w:val="21"/>
         </w:rPr>
         <w:t xml:space="preserve">Find $4.25 × 3.</w:t>
@@ -560,25 +568,25 @@
           <w:rFonts w:ascii="Avenir Next" w:hAnsi="Avenir Next" w:cs="Avenir Next" w:eastAsia="Avenir Next"/>
           <w:b/>
           <w:color w:val="003A70"/>
+          <w:sz w:val="22"/>
+          <w:szCs w:val="19"/>
+        </w:rPr>
+        <w:t xml:space="preserve">Step 1</w:t>
+      </w:r>
+      <w:r>
+        <w:rPr>
+          <w:rFonts w:ascii="Avenir Next" w:hAnsi="Avenir Next" w:cs="Avenir Next" w:eastAsia="Avenir Next"/>
+          <w:color w:val="1A1A1A"/>
           <w:sz w:val="19"/>
           <w:szCs w:val="19"/>
         </w:rPr>
-        <w:t xml:space="preserve">Step 1</w:t>
-      </w:r>
-      <w:r>
-        <w:rPr>
-          <w:rFonts w:ascii="Avenir Next" w:hAnsi="Avenir Next" w:cs="Avenir Next" w:eastAsia="Avenir Next"/>
-          <w:color w:val="1A1A1A"/>
-          <w:sz w:val="19"/>
-          <w:szCs w:val="19"/>
-        </w:rPr>
         <w:tab/>
       </w:r>
       <w:r>
         <w:rPr>
           <w:rFonts w:ascii="Avenir Next" w:hAnsi="Avenir Next" w:cs="Avenir Next" w:eastAsia="Avenir Next"/>
           <w:color w:val="1A1A1A"/>
-          <w:sz w:val="21"/>
+          <w:sz w:val="22"/>
           <w:szCs w:val="21"/>
         </w:rPr>
         <w:t xml:space="preserve">$4.25 = $4 + $0.25.</w:t>
@@ -597,25 +605,25 @@
           <w:rFonts w:ascii="Avenir Next" w:hAnsi="Avenir Next" w:cs="Avenir Next" w:eastAsia="Avenir Next"/>
           <w:b/>
           <w:color w:val="003A70"/>
+          <w:sz w:val="22"/>
+          <w:szCs w:val="19"/>
+        </w:rPr>
+        <w:t xml:space="preserve">Step 2</w:t>
+      </w:r>
+      <w:r>
+        <w:rPr>
+          <w:rFonts w:ascii="Avenir Next" w:hAnsi="Avenir Next" w:cs="Avenir Next" w:eastAsia="Avenir Next"/>
+          <w:color w:val="1A1A1A"/>
           <w:sz w:val="19"/>
           <w:szCs w:val="19"/>
         </w:rPr>
-        <w:t xml:space="preserve">Step 2</w:t>
-      </w:r>
-      <w:r>
-        <w:rPr>
-          <w:rFonts w:ascii="Avenir Next" w:hAnsi="Avenir Next" w:cs="Avenir Next" w:eastAsia="Avenir Next"/>
-          <w:color w:val="1A1A1A"/>
-          <w:sz w:val="19"/>
-          <w:szCs w:val="19"/>
-        </w:rPr>
         <w:tab/>
       </w:r>
       <w:r>
         <w:rPr>
           <w:rFonts w:ascii="Avenir Next" w:hAnsi="Avenir Next" w:cs="Avenir Next" w:eastAsia="Avenir Next"/>
           <w:color w:val="1A1A1A"/>
-          <w:sz w:val="21"/>
+          <w:sz w:val="22"/>
           <w:szCs w:val="21"/>
         </w:rPr>
         <w:t xml:space="preserve">$4 × 3 = $12 and $0.25 × 3 = $0.75.</w:t>
@@ -634,25 +642,25 @@
           <w:rFonts w:ascii="Avenir Next" w:hAnsi="Avenir Next" w:cs="Avenir Next" w:eastAsia="Avenir Next"/>
           <w:b/>
           <w:color w:val="003A70"/>
+          <w:sz w:val="22"/>
+          <w:szCs w:val="19"/>
+        </w:rPr>
+        <w:t xml:space="preserve">Step 3</w:t>
+      </w:r>
+      <w:r>
+        <w:rPr>
+          <w:rFonts w:ascii="Avenir Next" w:hAnsi="Avenir Next" w:cs="Avenir Next" w:eastAsia="Avenir Next"/>
+          <w:color w:val="1A1A1A"/>
           <w:sz w:val="19"/>
           <w:szCs w:val="19"/>
         </w:rPr>
-        <w:t xml:space="preserve">Step 3</w:t>
-      </w:r>
-      <w:r>
-        <w:rPr>
-          <w:rFonts w:ascii="Avenir Next" w:hAnsi="Avenir Next" w:cs="Avenir Next" w:eastAsia="Avenir Next"/>
-          <w:color w:val="1A1A1A"/>
-          <w:sz w:val="19"/>
-          <w:szCs w:val="19"/>
-        </w:rPr>
         <w:tab/>
       </w:r>
       <w:r>
         <w:rPr>
           <w:rFonts w:ascii="Avenir Next" w:hAnsi="Avenir Next" w:cs="Avenir Next" w:eastAsia="Avenir Next"/>
           <w:color w:val="1A1A1A"/>
-          <w:sz w:val="21"/>
+          <w:sz w:val="22"/>
           <w:szCs w:val="21"/>
         </w:rPr>
         <w:t xml:space="preserve">$12 + $0.75 = $12.75.</w:t>
@@ -671,18 +679,18 @@
           <w:rFonts w:ascii="Avenir Next" w:hAnsi="Avenir Next" w:cs="Avenir Next" w:eastAsia="Avenir Next"/>
           <w:b/>
           <w:color w:val="1A1A1A"/>
+          <w:sz w:val="22"/>
+          <w:szCs w:val="21"/>
+        </w:rPr>
+        <w:t xml:space="preserve">Answer</w:t>
+      </w:r>
+      <w:r>
+        <w:rPr>
+          <w:rFonts w:ascii="Avenir Next" w:hAnsi="Avenir Next" w:cs="Avenir Next" w:eastAsia="Avenir Next"/>
+          <w:color w:val="1A1A1A"/>
           <w:sz w:val="21"/>
           <w:szCs w:val="21"/>
         </w:rPr>
-        <w:t xml:space="preserve">Answer</w:t>
-      </w:r>
-      <w:r>
-        <w:rPr>
-          <w:rFonts w:ascii="Avenir Next" w:hAnsi="Avenir Next" w:cs="Avenir Next" w:eastAsia="Avenir Next"/>
-          <w:color w:val="1A1A1A"/>
-          <w:sz w:val="21"/>
-          <w:szCs w:val="21"/>
-        </w:rPr>
         <w:tab/>
       </w:r>
       <w:r>
@@ -690,7 +698,7 @@
           <w:rFonts w:ascii="Avenir Next" w:hAnsi="Avenir Next" w:cs="Avenir Next" w:eastAsia="Avenir Next"/>
           <w:b/>
           <w:color w:val="1A1A1A"/>
-          <w:sz w:val="21"/>
+          <w:sz w:val="22"/>
           <w:szCs w:val="21"/>
         </w:rPr>
         <w:t xml:space="preserve">$12.75</w:t>
@@ -698,6 +706,7 @@
     </w:p>
     <w:p>
       <w:pPr>
+        <w:pStyle w:val="Heading2"/>
         <w:keepNext/>
         <w:pBdr>
           <w:bottom w:val="single" w:sz="8" w:space="3" w:color="003A70"/>
@@ -713,7 +722,7 @@
           <w:b/>
           <w:color w:val="003A70"/>
           <w:spacing w:val="14"/>
-          <w:sz w:val="19"/>
+          <w:sz w:val="22"/>
           <w:szCs w:val="19"/>
         </w:rPr>
         <w:t xml:space="preserve">TRY IT WITH HELP</w:t>
@@ -732,7 +741,7 @@
           <w:rFonts w:ascii="Avenir Next" w:hAnsi="Avenir Next" w:cs="Avenir Next" w:eastAsia="Avenir Next"/>
           <w:i/>
           <w:color w:val="5A5F66"/>
-          <w:sz w:val="17"/>
+          <w:sz w:val="22"/>
           <w:szCs w:val="17"/>
         </w:rPr>
         <w:t xml:space="preserve">fill in each step</w:t>
@@ -790,35 +799,35 @@
           <w:rFonts w:ascii="Avenir Next" w:hAnsi="Avenir Next" w:cs="Avenir Next" w:eastAsia="Avenir Next"/>
           <w:b/>
           <w:color w:val="003A70"/>
+          <w:sz w:val="22"/>
+          <w:szCs w:val="18"/>
+        </w:rPr>
+        <w:t xml:space="preserve">Step 1</w:t>
+      </w:r>
+      <w:r>
+        <w:rPr>
+          <w:rFonts w:ascii="Avenir Next" w:hAnsi="Avenir Next" w:cs="Avenir Next" w:eastAsia="Avenir Next"/>
+          <w:color w:val="1A1A1A"/>
           <w:sz w:val="18"/>
           <w:szCs w:val="18"/>
         </w:rPr>
-        <w:t xml:space="preserve">Step 1</w:t>
-      </w:r>
-      <w:r>
-        <w:rPr>
-          <w:rFonts w:ascii="Avenir Next" w:hAnsi="Avenir Next" w:cs="Avenir Next" w:eastAsia="Avenir Next"/>
-          <w:color w:val="1A1A1A"/>
-          <w:sz w:val="18"/>
-          <w:szCs w:val="18"/>
-        </w:rPr>
         <w:tab/>
       </w:r>
       <w:r>
         <w:rPr>
           <w:rFonts w:ascii="Avenir Next" w:hAnsi="Avenir Next" w:cs="Avenir Next" w:eastAsia="Avenir Next"/>
           <w:color w:val="1A1A1A"/>
+          <w:sz w:val="22"/>
+          <w:szCs w:val="21"/>
+        </w:rPr>
+        <w:t xml:space="preserve">$2.50 = $</w:t>
+      </w:r>
+      <w:r>
+        <w:rPr>
+          <w:rFonts w:ascii="Avenir Next" w:hAnsi="Avenir Next" w:cs="Avenir Next" w:eastAsia="Avenir Next"/>
+          <w:color w:val="1A1A1A"/>
           <w:sz w:val="21"/>
           <w:szCs w:val="21"/>
-        </w:rPr>
-        <w:t xml:space="preserve">$2.50 = $</w:t>
-      </w:r>
-      <w:r>
-        <w:rPr>
-          <w:rFonts w:ascii="Avenir Next" w:hAnsi="Avenir Next" w:cs="Avenir Next" w:eastAsia="Avenir Next"/>
-          <w:color w:val="1A1A1A"/>
-          <w:sz w:val="21"/>
-          <w:szCs w:val="21"/>
           <w:u w:val="single"/>
         </w:rPr>
         <w:t xml:space="preserve">                </w:t>
@@ -827,7 +836,7 @@
         <w:rPr>
           <w:rFonts w:ascii="Avenir Next" w:hAnsi="Avenir Next" w:cs="Avenir Next" w:eastAsia="Avenir Next"/>
           <w:color w:val="1A1A1A"/>
-          <w:sz w:val="21"/>
+          <w:sz w:val="22"/>
           <w:szCs w:val="21"/>
         </w:rPr>
         <w:t xml:space="preserve"> + $0.50.</w:t>
@@ -847,28 +856,47 @@
           <w:rFonts w:ascii="Avenir Next" w:hAnsi="Avenir Next" w:cs="Avenir Next" w:eastAsia="Avenir Next"/>
           <w:b/>
           <w:color w:val="003A70"/>
+          <w:sz w:val="22"/>
+          <w:szCs w:val="18"/>
+        </w:rPr>
+        <w:t xml:space="preserve">Step 2</w:t>
+      </w:r>
+      <w:r>
+        <w:rPr>
+          <w:rFonts w:ascii="Avenir Next" w:hAnsi="Avenir Next" w:cs="Avenir Next" w:eastAsia="Avenir Next"/>
+          <w:color w:val="1A1A1A"/>
           <w:sz w:val="18"/>
           <w:szCs w:val="18"/>
         </w:rPr>
-        <w:t xml:space="preserve">Step 2</w:t>
-      </w:r>
-      <w:r>
-        <w:rPr>
-          <w:rFonts w:ascii="Avenir Next" w:hAnsi="Avenir Next" w:cs="Avenir Next" w:eastAsia="Avenir Next"/>
-          <w:color w:val="1A1A1A"/>
-          <w:sz w:val="18"/>
-          <w:szCs w:val="18"/>
-        </w:rPr>
         <w:tab/>
       </w:r>
       <w:r>
         <w:rPr>
           <w:rFonts w:ascii="Avenir Next" w:hAnsi="Avenir Next" w:cs="Avenir Next" w:eastAsia="Avenir Next"/>
           <w:color w:val="1A1A1A"/>
+          <w:sz w:val="22"/>
+          <w:szCs w:val="21"/>
+        </w:rPr>
+        <w:t xml:space="preserve">$2 × 4 = $</w:t>
+      </w:r>
+      <w:r>
+        <w:rPr>
+          <w:rFonts w:ascii="Avenir Next" w:hAnsi="Avenir Next" w:cs="Avenir Next" w:eastAsia="Avenir Next"/>
+          <w:color w:val="1A1A1A"/>
           <w:sz w:val="21"/>
           <w:szCs w:val="21"/>
-        </w:rPr>
-        <w:t xml:space="preserve">$2 × 4 = $</w:t>
+          <w:u w:val="single"/>
+        </w:rPr>
+        <w:t xml:space="preserve">                </w:t>
+      </w:r>
+      <w:r>
+        <w:rPr>
+          <w:rFonts w:ascii="Avenir Next" w:hAnsi="Avenir Next" w:cs="Avenir Next" w:eastAsia="Avenir Next"/>
+          <w:color w:val="1A1A1A"/>
+          <w:sz w:val="22"/>
+          <w:szCs w:val="21"/>
+        </w:rPr>
+        <w:t xml:space="preserve"> and $0.50 × 4 = $</w:t>
       </w:r>
       <w:r>
         <w:rPr>
@@ -884,26 +912,7 @@
         <w:rPr>
           <w:rFonts w:ascii="Avenir Next" w:hAnsi="Avenir Next" w:cs="Avenir Next" w:eastAsia="Avenir Next"/>
           <w:color w:val="1A1A1A"/>
-          <w:sz w:val="21"/>
-          <w:szCs w:val="21"/>
-        </w:rPr>
-        <w:t xml:space="preserve"> and $0.50 × 4 = $</w:t>
-      </w:r>
-      <w:r>
-        <w:rPr>
-          <w:rFonts w:ascii="Avenir Next" w:hAnsi="Avenir Next" w:cs="Avenir Next" w:eastAsia="Avenir Next"/>
-          <w:color w:val="1A1A1A"/>
-          <w:sz w:val="21"/>
-          <w:szCs w:val="21"/>
-          <w:u w:val="single"/>
-        </w:rPr>
-        <w:t xml:space="preserve">                </w:t>
-      </w:r>
-      <w:r>
-        <w:rPr>
-          <w:rFonts w:ascii="Avenir Next" w:hAnsi="Avenir Next" w:cs="Avenir Next" w:eastAsia="Avenir Next"/>
-          <w:color w:val="1A1A1A"/>
-          <w:sz w:val="21"/>
+          <w:sz w:val="22"/>
           <w:szCs w:val="21"/>
         </w:rPr>
         <w:t xml:space="preserve">.</w:t>
@@ -923,35 +932,35 @@
           <w:rFonts w:ascii="Avenir Next" w:hAnsi="Avenir Next" w:cs="Avenir Next" w:eastAsia="Avenir Next"/>
           <w:b/>
           <w:color w:val="003A70"/>
+          <w:sz w:val="22"/>
+          <w:szCs w:val="18"/>
+        </w:rPr>
+        <w:t xml:space="preserve">Step 3</w:t>
+      </w:r>
+      <w:r>
+        <w:rPr>
+          <w:rFonts w:ascii="Avenir Next" w:hAnsi="Avenir Next" w:cs="Avenir Next" w:eastAsia="Avenir Next"/>
+          <w:color w:val="1A1A1A"/>
           <w:sz w:val="18"/>
           <w:szCs w:val="18"/>
         </w:rPr>
-        <w:t xml:space="preserve">Step 3</w:t>
-      </w:r>
-      <w:r>
-        <w:rPr>
-          <w:rFonts w:ascii="Avenir Next" w:hAnsi="Avenir Next" w:cs="Avenir Next" w:eastAsia="Avenir Next"/>
-          <w:color w:val="1A1A1A"/>
-          <w:sz w:val="18"/>
-          <w:szCs w:val="18"/>
-        </w:rPr>
         <w:tab/>
       </w:r>
       <w:r>
         <w:rPr>
           <w:rFonts w:ascii="Avenir Next" w:hAnsi="Avenir Next" w:cs="Avenir Next" w:eastAsia="Avenir Next"/>
           <w:color w:val="1A1A1A"/>
+          <w:sz w:val="22"/>
+          <w:szCs w:val="21"/>
+        </w:rPr>
+        <w:t xml:space="preserve">$8 + $2 = $</w:t>
+      </w:r>
+      <w:r>
+        <w:rPr>
+          <w:rFonts w:ascii="Avenir Next" w:hAnsi="Avenir Next" w:cs="Avenir Next" w:eastAsia="Avenir Next"/>
+          <w:color w:val="1A1A1A"/>
           <w:sz w:val="21"/>
           <w:szCs w:val="21"/>
-        </w:rPr>
-        <w:t xml:space="preserve">$8 + $2 = $</w:t>
-      </w:r>
-      <w:r>
-        <w:rPr>
-          <w:rFonts w:ascii="Avenir Next" w:hAnsi="Avenir Next" w:cs="Avenir Next" w:eastAsia="Avenir Next"/>
-          <w:color w:val="1A1A1A"/>
-          <w:sz w:val="21"/>
-          <w:szCs w:val="21"/>
           <w:u w:val="single"/>
         </w:rPr>
         <w:t xml:space="preserve">                </w:t>
@@ -960,7 +969,7 @@
         <w:rPr>
           <w:rFonts w:ascii="Avenir Next" w:hAnsi="Avenir Next" w:cs="Avenir Next" w:eastAsia="Avenir Next"/>
           <w:color w:val="1A1A1A"/>
-          <w:sz w:val="21"/>
+          <w:sz w:val="22"/>
           <w:szCs w:val="21"/>
         </w:rPr>
         <w:t xml:space="preserve">.</w:t>
@@ -1023,35 +1032,35 @@
           <w:rFonts w:ascii="Avenir Next" w:hAnsi="Avenir Next" w:cs="Avenir Next" w:eastAsia="Avenir Next"/>
           <w:b/>
           <w:color w:val="003A70"/>
+          <w:sz w:val="22"/>
+          <w:szCs w:val="18"/>
+        </w:rPr>
+        <w:t xml:space="preserve">Step 1</w:t>
+      </w:r>
+      <w:r>
+        <w:rPr>
+          <w:rFonts w:ascii="Avenir Next" w:hAnsi="Avenir Next" w:cs="Avenir Next" w:eastAsia="Avenir Next"/>
+          <w:color w:val="1A1A1A"/>
           <w:sz w:val="18"/>
           <w:szCs w:val="18"/>
         </w:rPr>
-        <w:t xml:space="preserve">Step 1</w:t>
-      </w:r>
-      <w:r>
-        <w:rPr>
-          <w:rFonts w:ascii="Avenir Next" w:hAnsi="Avenir Next" w:cs="Avenir Next" w:eastAsia="Avenir Next"/>
-          <w:color w:val="1A1A1A"/>
-          <w:sz w:val="18"/>
-          <w:szCs w:val="18"/>
-        </w:rPr>
         <w:tab/>
       </w:r>
       <w:r>
         <w:rPr>
           <w:rFonts w:ascii="Avenir Next" w:hAnsi="Avenir Next" w:cs="Avenir Next" w:eastAsia="Avenir Next"/>
           <w:color w:val="1A1A1A"/>
+          <w:sz w:val="22"/>
+          <w:szCs w:val="21"/>
+        </w:rPr>
+        <w:t xml:space="preserve">$1.20 = $</w:t>
+      </w:r>
+      <w:r>
+        <w:rPr>
+          <w:rFonts w:ascii="Avenir Next" w:hAnsi="Avenir Next" w:cs="Avenir Next" w:eastAsia="Avenir Next"/>
+          <w:color w:val="1A1A1A"/>
           <w:sz w:val="21"/>
           <w:szCs w:val="21"/>
-        </w:rPr>
-        <w:t xml:space="preserve">$1.20 = $</w:t>
-      </w:r>
-      <w:r>
-        <w:rPr>
-          <w:rFonts w:ascii="Avenir Next" w:hAnsi="Avenir Next" w:cs="Avenir Next" w:eastAsia="Avenir Next"/>
-          <w:color w:val="1A1A1A"/>
-          <w:sz w:val="21"/>
-          <w:szCs w:val="21"/>
           <w:u w:val="single"/>
         </w:rPr>
         <w:t xml:space="preserve">                </w:t>
@@ -1060,7 +1069,7 @@
         <w:rPr>
           <w:rFonts w:ascii="Avenir Next" w:hAnsi="Avenir Next" w:cs="Avenir Next" w:eastAsia="Avenir Next"/>
           <w:color w:val="1A1A1A"/>
-          <w:sz w:val="21"/>
+          <w:sz w:val="22"/>
           <w:szCs w:val="21"/>
         </w:rPr>
         <w:t xml:space="preserve"> + $0.20.</w:t>
@@ -1080,28 +1089,47 @@
           <w:rFonts w:ascii="Avenir Next" w:hAnsi="Avenir Next" w:cs="Avenir Next" w:eastAsia="Avenir Next"/>
           <w:b/>
           <w:color w:val="003A70"/>
+          <w:sz w:val="22"/>
+          <w:szCs w:val="18"/>
+        </w:rPr>
+        <w:t xml:space="preserve">Step 2</w:t>
+      </w:r>
+      <w:r>
+        <w:rPr>
+          <w:rFonts w:ascii="Avenir Next" w:hAnsi="Avenir Next" w:cs="Avenir Next" w:eastAsia="Avenir Next"/>
+          <w:color w:val="1A1A1A"/>
           <w:sz w:val="18"/>
           <w:szCs w:val="18"/>
         </w:rPr>
-        <w:t xml:space="preserve">Step 2</w:t>
-      </w:r>
-      <w:r>
-        <w:rPr>
-          <w:rFonts w:ascii="Avenir Next" w:hAnsi="Avenir Next" w:cs="Avenir Next" w:eastAsia="Avenir Next"/>
-          <w:color w:val="1A1A1A"/>
-          <w:sz w:val="18"/>
-          <w:szCs w:val="18"/>
-        </w:rPr>
         <w:tab/>
       </w:r>
       <w:r>
         <w:rPr>
           <w:rFonts w:ascii="Avenir Next" w:hAnsi="Avenir Next" w:cs="Avenir Next" w:eastAsia="Avenir Next"/>
           <w:color w:val="1A1A1A"/>
+          <w:sz w:val="22"/>
+          <w:szCs w:val="21"/>
+        </w:rPr>
+        <w:t xml:space="preserve">$1 × 5 = $</w:t>
+      </w:r>
+      <w:r>
+        <w:rPr>
+          <w:rFonts w:ascii="Avenir Next" w:hAnsi="Avenir Next" w:cs="Avenir Next" w:eastAsia="Avenir Next"/>
+          <w:color w:val="1A1A1A"/>
           <w:sz w:val="21"/>
           <w:szCs w:val="21"/>
-        </w:rPr>
-        <w:t xml:space="preserve">$1 × 5 = $</w:t>
+          <w:u w:val="single"/>
+        </w:rPr>
+        <w:t xml:space="preserve">                </w:t>
+      </w:r>
+      <w:r>
+        <w:rPr>
+          <w:rFonts w:ascii="Avenir Next" w:hAnsi="Avenir Next" w:cs="Avenir Next" w:eastAsia="Avenir Next"/>
+          <w:color w:val="1A1A1A"/>
+          <w:sz w:val="22"/>
+          <w:szCs w:val="21"/>
+        </w:rPr>
+        <w:t xml:space="preserve"> and $0.20 × 5 = $</w:t>
       </w:r>
       <w:r>
         <w:rPr>
@@ -1117,26 +1145,7 @@
         <w:rPr>
           <w:rFonts w:ascii="Avenir Next" w:hAnsi="Avenir Next" w:cs="Avenir Next" w:eastAsia="Avenir Next"/>
           <w:color w:val="1A1A1A"/>
-          <w:sz w:val="21"/>
-          <w:szCs w:val="21"/>
-        </w:rPr>
-        <w:t xml:space="preserve"> and $0.20 × 5 = $</w:t>
-      </w:r>
-      <w:r>
-        <w:rPr>
-          <w:rFonts w:ascii="Avenir Next" w:hAnsi="Avenir Next" w:cs="Avenir Next" w:eastAsia="Avenir Next"/>
-          <w:color w:val="1A1A1A"/>
-          <w:sz w:val="21"/>
-          <w:szCs w:val="21"/>
-          <w:u w:val="single"/>
-        </w:rPr>
-        <w:t xml:space="preserve">                </w:t>
-      </w:r>
-      <w:r>
-        <w:rPr>
-          <w:rFonts w:ascii="Avenir Next" w:hAnsi="Avenir Next" w:cs="Avenir Next" w:eastAsia="Avenir Next"/>
-          <w:color w:val="1A1A1A"/>
-          <w:sz w:val="21"/>
+          <w:sz w:val="22"/>
           <w:szCs w:val="21"/>
         </w:rPr>
         <w:t xml:space="preserve">.</w:t>
@@ -1156,35 +1165,35 @@
           <w:rFonts w:ascii="Avenir Next" w:hAnsi="Avenir Next" w:cs="Avenir Next" w:eastAsia="Avenir Next"/>
           <w:b/>
           <w:color w:val="003A70"/>
+          <w:sz w:val="22"/>
+          <w:szCs w:val="18"/>
+        </w:rPr>
+        <w:t xml:space="preserve">Step 3</w:t>
+      </w:r>
+      <w:r>
+        <w:rPr>
+          <w:rFonts w:ascii="Avenir Next" w:hAnsi="Avenir Next" w:cs="Avenir Next" w:eastAsia="Avenir Next"/>
+          <w:color w:val="1A1A1A"/>
           <w:sz w:val="18"/>
           <w:szCs w:val="18"/>
         </w:rPr>
-        <w:t xml:space="preserve">Step 3</w:t>
-      </w:r>
-      <w:r>
-        <w:rPr>
-          <w:rFonts w:ascii="Avenir Next" w:hAnsi="Avenir Next" w:cs="Avenir Next" w:eastAsia="Avenir Next"/>
-          <w:color w:val="1A1A1A"/>
-          <w:sz w:val="18"/>
-          <w:szCs w:val="18"/>
-        </w:rPr>
         <w:tab/>
       </w:r>
       <w:r>
         <w:rPr>
           <w:rFonts w:ascii="Avenir Next" w:hAnsi="Avenir Next" w:cs="Avenir Next" w:eastAsia="Avenir Next"/>
           <w:color w:val="1A1A1A"/>
+          <w:sz w:val="22"/>
+          <w:szCs w:val="21"/>
+        </w:rPr>
+        <w:t xml:space="preserve">$5 + $1 = $</w:t>
+      </w:r>
+      <w:r>
+        <w:rPr>
+          <w:rFonts w:ascii="Avenir Next" w:hAnsi="Avenir Next" w:cs="Avenir Next" w:eastAsia="Avenir Next"/>
+          <w:color w:val="1A1A1A"/>
           <w:sz w:val="21"/>
           <w:szCs w:val="21"/>
-        </w:rPr>
-        <w:t xml:space="preserve">$5 + $1 = $</w:t>
-      </w:r>
-      <w:r>
-        <w:rPr>
-          <w:rFonts w:ascii="Avenir Next" w:hAnsi="Avenir Next" w:cs="Avenir Next" w:eastAsia="Avenir Next"/>
-          <w:color w:val="1A1A1A"/>
-          <w:sz w:val="21"/>
-          <w:szCs w:val="21"/>
           <w:u w:val="single"/>
         </w:rPr>
         <w:t xml:space="preserve">                </w:t>
@@ -1193,7 +1202,7 @@
         <w:rPr>
           <w:rFonts w:ascii="Avenir Next" w:hAnsi="Avenir Next" w:cs="Avenir Next" w:eastAsia="Avenir Next"/>
           <w:color w:val="1A1A1A"/>
-          <w:sz w:val="21"/>
+          <w:sz w:val="22"/>
           <w:szCs w:val="21"/>
         </w:rPr>
         <w:t xml:space="preserve">.</w:t>
@@ -1206,6 +1215,7 @@
     </w:p>
     <w:p>
       <w:pPr>
+        <w:pStyle w:val="Heading2"/>
         <w:keepNext/>
         <w:pBdr>
           <w:bottom w:val="single" w:sz="8" w:space="3" w:color="003A70"/>
@@ -1221,7 +1231,7 @@
           <w:b/>
           <w:color w:val="003A70"/>
           <w:spacing w:val="14"/>
-          <w:sz w:val="19"/>
+          <w:sz w:val="22"/>
           <w:szCs w:val="19"/>
         </w:rPr>
         <w:t xml:space="preserve">YOUR TURN</w:t>
@@ -1240,7 +1250,7 @@
           <w:rFonts w:ascii="Avenir Next" w:hAnsi="Avenir Next" w:cs="Avenir Next" w:eastAsia="Avenir Next"/>
           <w:i/>
           <w:color w:val="5A5F66"/>
-          <w:sz w:val="17"/>
+          <w:sz w:val="22"/>
           <w:szCs w:val="17"/>
         </w:rPr>
         <w:t xml:space="preserve">use the steps on your own</w:t>
@@ -1411,7 +1421,7 @@
                       <w:szCs w:val="22"/>
                       <w:u w:val="single"/>
                     </w:rPr>
-                    <w:t xml:space="preserve">        </w:t>
+                    <w:t xml:space="preserve">            </w:t>
                   </w:r>
                 </w:p>
               </w:tc>
@@ -1473,7 +1483,7 @@
                       <w:szCs w:val="22"/>
                       <w:u w:val="single"/>
                     </w:rPr>
-                    <w:t xml:space="preserve">        </w:t>
+                    <w:t xml:space="preserve">            </w:t>
                   </w:r>
                 </w:p>
               </w:tc>
@@ -1541,7 +1551,7 @@
                       <w:szCs w:val="22"/>
                       <w:u w:val="single"/>
                     </w:rPr>
-                    <w:t xml:space="preserve">        </w:t>
+                    <w:t xml:space="preserve">            </w:t>
                   </w:r>
                 </w:p>
               </w:tc>
@@ -1603,7 +1613,7 @@
                       <w:szCs w:val="22"/>
                       <w:u w:val="single"/>
                     </w:rPr>
-                    <w:t xml:space="preserve">        </w:t>
+                    <w:t xml:space="preserve">            </w:t>
                   </w:r>
                 </w:p>
               </w:tc>
@@ -1635,7 +1645,7 @@
           <w:caps/>
           <w:color w:val="003A70"/>
           <w:spacing w:val="12"/>
-          <w:sz w:val="19"/>
+          <w:sz w:val="22"/>
           <w:szCs w:val="19"/>
         </w:rPr>
         <w:t xml:space="preserve">Lesson 3-5  ·  Session 2  ·  Prerequisite Practice A  ·  Skill 2 of 2</w:t>
@@ -1643,6 +1653,7 @@
     </w:p>
     <w:p>
       <w:pPr>
+        <w:pStyle w:val="Heading1"/>
         <w:keepNext/>
         <w:spacing w:before="0" w:after="10" w:line="240" w:lineRule="auto"/>
       </w:pPr>
@@ -1668,7 +1679,7 @@
         <w:rPr>
           <w:rFonts w:ascii="Avenir Next" w:hAnsi="Avenir Next" w:cs="Avenir Next" w:eastAsia="Avenir Next"/>
           <w:color w:val="5A5F66"/>
-          <w:sz w:val="17"/>
+          <w:sz w:val="22"/>
           <w:szCs w:val="17"/>
         </w:rPr>
         <w:t xml:space="preserve">Builds on Grade 6 · 6.NS.B.4</w:t>
@@ -1711,6 +1722,7 @@
           </w:tcPr>
           <w:p>
             <w:pPr>
+              <w:pStyle w:val="Heading2"/>
               <w:spacing w:before="0" w:after="0" w:line="252" w:lineRule="auto"/>
             </w:pPr>
             <w:r>
@@ -1740,7 +1752,7 @@
               <w:rPr>
                 <w:rFonts w:ascii="Avenir Next" w:hAnsi="Avenir Next" w:cs="Avenir Next" w:eastAsia="Avenir Next"/>
                 <w:color w:val="1A1A1A"/>
-                <w:sz w:val="20"/>
+                <w:sz w:val="22"/>
                 <w:szCs w:val="20"/>
               </w:rPr>
               <w:t xml:space="preserve">You will use a 24-lb benchmark that both 6 lb and 8 lb reach.</w:t>
@@ -1760,6 +1772,7 @@
           </w:tcPr>
           <w:p>
             <w:pPr>
+              <w:pStyle w:val="Heading2"/>
               <w:spacing w:before="0" w:after="0" w:line="252" w:lineRule="auto"/>
             </w:pPr>
             <w:r>
@@ -1789,7 +1802,7 @@
               <w:rPr>
                 <w:rFonts w:ascii="Avenir Next" w:hAnsi="Avenir Next" w:cs="Avenir Next" w:eastAsia="Avenir Next"/>
                 <w:color w:val="1A1A1A"/>
-                <w:sz w:val="20"/>
+                <w:sz w:val="22"/>
                 <w:szCs w:val="20"/>
               </w:rPr>
               <w:t xml:space="preserve">Find the LCM of two numbers, like 24 for 6 and 8.  </w:t>
@@ -1799,7 +1812,7 @@
                 <w:rFonts w:ascii="Avenir Next" w:hAnsi="Avenir Next" w:cs="Avenir Next" w:eastAsia="Avenir Next"/>
                 <w:b/>
                 <w:color w:val="1A1A1A"/>
-                <w:sz w:val="20"/>
+                <w:sz w:val="22"/>
                 <w:szCs w:val="20"/>
               </w:rPr>
               <w:t xml:space="preserve">You will use it in Practice Form A, problems 4 and 8.</w:t>
@@ -1810,6 +1823,7 @@
     </w:tbl>
     <w:p>
       <w:pPr>
+        <w:pStyle w:val="Heading2"/>
         <w:keepNext/>
         <w:pBdr>
           <w:bottom w:val="single" w:sz="8" w:space="3" w:color="003A70"/>
@@ -1825,7 +1839,7 @@
           <w:b/>
           <w:color w:val="003A70"/>
           <w:spacing w:val="14"/>
-          <w:sz w:val="19"/>
+          <w:sz w:val="22"/>
           <w:szCs w:val="19"/>
         </w:rPr>
         <w:t xml:space="preserve">STEPS TO FOLLOW</w:t>
@@ -1844,7 +1858,7 @@
           <w:rFonts w:ascii="Avenir Next" w:hAnsi="Avenir Next" w:cs="Avenir Next" w:eastAsia="Avenir Next"/>
           <w:i/>
           <w:color w:val="5A5F66"/>
-          <w:sz w:val="17"/>
+          <w:sz w:val="22"/>
           <w:szCs w:val="17"/>
         </w:rPr>
         <w:t xml:space="preserve">use these same steps on every problem</w:t>
@@ -1886,6 +1900,7 @@
           </w:tcPr>
           <w:p>
             <w:pPr>
+              <w:pStyle w:val="Heading1"/>
               <w:spacing w:before="0" w:after="0" w:line="240" w:lineRule="auto"/>
               <w:jc w:val="center"/>
             </w:pPr>
@@ -1915,7 +1930,7 @@
                 <w:rFonts w:ascii="Avenir Next" w:hAnsi="Avenir Next" w:cs="Avenir Next" w:eastAsia="Avenir Next"/>
                 <w:b/>
                 <w:color w:val="1A1A1A"/>
-                <w:sz w:val="21"/>
+                <w:sz w:val="22"/>
                 <w:szCs w:val="21"/>
               </w:rPr>
               <w:t xml:space="preserve">Count by</w:t>
@@ -1924,7 +1939,7 @@
               <w:rPr>
                 <w:rFonts w:ascii="Avenir Next" w:hAnsi="Avenir Next" w:cs="Avenir Next" w:eastAsia="Avenir Next"/>
                 <w:color w:val="1A1A1A"/>
-                <w:sz w:val="21"/>
+                <w:sz w:val="22"/>
                 <w:szCs w:val="21"/>
               </w:rPr>
               <w:t xml:space="preserve"> the larger number.</w:t>
@@ -1943,6 +1958,7 @@
           </w:tcPr>
           <w:p>
             <w:pPr>
+              <w:pStyle w:val="Heading1"/>
               <w:spacing w:before="0" w:after="0" w:line="240" w:lineRule="auto"/>
               <w:jc w:val="center"/>
             </w:pPr>
@@ -1972,7 +1988,7 @@
                 <w:rFonts w:ascii="Avenir Next" w:hAnsi="Avenir Next" w:cs="Avenir Next" w:eastAsia="Avenir Next"/>
                 <w:b/>
                 <w:color w:val="1A1A1A"/>
-                <w:sz w:val="21"/>
+                <w:sz w:val="22"/>
                 <w:szCs w:val="21"/>
               </w:rPr>
               <w:t xml:space="preserve">Stop</w:t>
@@ -1981,7 +1997,7 @@
               <w:rPr>
                 <w:rFonts w:ascii="Avenir Next" w:hAnsi="Avenir Next" w:cs="Avenir Next" w:eastAsia="Avenir Next"/>
                 <w:color w:val="1A1A1A"/>
-                <w:sz w:val="21"/>
+                <w:sz w:val="22"/>
                 <w:szCs w:val="21"/>
               </w:rPr>
               <w:t xml:space="preserve"> at the first number the smaller one divides.</w:t>
@@ -2000,6 +2016,7 @@
           </w:tcPr>
           <w:p>
             <w:pPr>
+              <w:pStyle w:val="Heading1"/>
               <w:spacing w:before="0" w:after="0" w:line="240" w:lineRule="auto"/>
               <w:jc w:val="center"/>
             </w:pPr>
@@ -2029,7 +2046,7 @@
                 <w:rFonts w:ascii="Avenir Next" w:hAnsi="Avenir Next" w:cs="Avenir Next" w:eastAsia="Avenir Next"/>
                 <w:b/>
                 <w:color w:val="1A1A1A"/>
-                <w:sz w:val="21"/>
+                <w:sz w:val="22"/>
                 <w:szCs w:val="21"/>
               </w:rPr>
               <w:t xml:space="preserve">Check</w:t>
@@ -2038,7 +2055,7 @@
               <w:rPr>
                 <w:rFonts w:ascii="Avenir Next" w:hAnsi="Avenir Next" w:cs="Avenir Next" w:eastAsia="Avenir Next"/>
                 <w:color w:val="1A1A1A"/>
-                <w:sz w:val="21"/>
+                <w:sz w:val="22"/>
                 <w:szCs w:val="21"/>
               </w:rPr>
               <w:t xml:space="preserve">: the LCM ÷ each number is a whole number.</w:t>
@@ -2049,6 +2066,7 @@
     </w:tbl>
     <w:p>
       <w:pPr>
+        <w:pStyle w:val="Heading2"/>
         <w:keepNext/>
         <w:pBdr>
           <w:bottom w:val="single" w:sz="8" w:space="3" w:color="003A70"/>
@@ -2064,7 +2082,7 @@
           <w:b/>
           <w:color w:val="003A70"/>
           <w:spacing w:val="14"/>
-          <w:sz w:val="19"/>
+          <w:sz w:val="22"/>
           <w:szCs w:val="19"/>
         </w:rPr>
         <w:t xml:space="preserve">WATCH ME</w:t>
@@ -2083,7 +2101,7 @@
           <w:rFonts w:ascii="Avenir Next" w:hAnsi="Avenir Next" w:cs="Avenir Next" w:eastAsia="Avenir Next"/>
           <w:i/>
           <w:color w:val="5A5F66"/>
-          <w:sz w:val="17"/>
+          <w:sz w:val="22"/>
           <w:szCs w:val="17"/>
         </w:rPr>
         <w:t xml:space="preserve">the steps in action</w:t>
@@ -2098,7 +2116,7 @@
           <w:rFonts w:ascii="Avenir Next" w:hAnsi="Avenir Next" w:cs="Avenir Next" w:eastAsia="Avenir Next"/>
           <w:b/>
           <w:color w:val="1A1A1A"/>
-          <w:sz w:val="21"/>
+          <w:sz w:val="22"/>
           <w:szCs w:val="21"/>
         </w:rPr>
         <w:t xml:space="preserve">Find the LCM of 6 and 8.</w:t>
@@ -2117,25 +2135,25 @@
           <w:rFonts w:ascii="Avenir Next" w:hAnsi="Avenir Next" w:cs="Avenir Next" w:eastAsia="Avenir Next"/>
           <w:b/>
           <w:color w:val="003A70"/>
+          <w:sz w:val="22"/>
+          <w:szCs w:val="19"/>
+        </w:rPr>
+        <w:t xml:space="preserve">Step 1</w:t>
+      </w:r>
+      <w:r>
+        <w:rPr>
+          <w:rFonts w:ascii="Avenir Next" w:hAnsi="Avenir Next" w:cs="Avenir Next" w:eastAsia="Avenir Next"/>
+          <w:color w:val="1A1A1A"/>
           <w:sz w:val="19"/>
           <w:szCs w:val="19"/>
         </w:rPr>
-        <w:t xml:space="preserve">Step 1</w:t>
-      </w:r>
-      <w:r>
-        <w:rPr>
-          <w:rFonts w:ascii="Avenir Next" w:hAnsi="Avenir Next" w:cs="Avenir Next" w:eastAsia="Avenir Next"/>
-          <w:color w:val="1A1A1A"/>
-          <w:sz w:val="19"/>
-          <w:szCs w:val="19"/>
-        </w:rPr>
         <w:tab/>
       </w:r>
       <w:r>
         <w:rPr>
           <w:rFonts w:ascii="Avenir Next" w:hAnsi="Avenir Next" w:cs="Avenir Next" w:eastAsia="Avenir Next"/>
           <w:color w:val="1A1A1A"/>
-          <w:sz w:val="21"/>
+          <w:sz w:val="22"/>
           <w:szCs w:val="21"/>
         </w:rPr>
         <w:t xml:space="preserve">Count by 8: 8, 16, 24.</w:t>
@@ -2154,25 +2172,25 @@
           <w:rFonts w:ascii="Avenir Next" w:hAnsi="Avenir Next" w:cs="Avenir Next" w:eastAsia="Avenir Next"/>
           <w:b/>
           <w:color w:val="003A70"/>
+          <w:sz w:val="22"/>
+          <w:szCs w:val="19"/>
+        </w:rPr>
+        <w:t xml:space="preserve">Step 2</w:t>
+      </w:r>
+      <w:r>
+        <w:rPr>
+          <w:rFonts w:ascii="Avenir Next" w:hAnsi="Avenir Next" w:cs="Avenir Next" w:eastAsia="Avenir Next"/>
+          <w:color w:val="1A1A1A"/>
           <w:sz w:val="19"/>
           <w:szCs w:val="19"/>
         </w:rPr>
-        <w:t xml:space="preserve">Step 2</w:t>
-      </w:r>
-      <w:r>
-        <w:rPr>
-          <w:rFonts w:ascii="Avenir Next" w:hAnsi="Avenir Next" w:cs="Avenir Next" w:eastAsia="Avenir Next"/>
-          <w:color w:val="1A1A1A"/>
-          <w:sz w:val="19"/>
-          <w:szCs w:val="19"/>
-        </w:rPr>
         <w:tab/>
       </w:r>
       <w:r>
         <w:rPr>
           <w:rFonts w:ascii="Avenir Next" w:hAnsi="Avenir Next" w:cs="Avenir Next" w:eastAsia="Avenir Next"/>
           <w:color w:val="1A1A1A"/>
-          <w:sz w:val="21"/>
+          <w:sz w:val="22"/>
           <w:szCs w:val="21"/>
         </w:rPr>
         <w:t xml:space="preserve">6 divides 24. The LCM is 24.</w:t>
@@ -2191,25 +2209,25 @@
           <w:rFonts w:ascii="Avenir Next" w:hAnsi="Avenir Next" w:cs="Avenir Next" w:eastAsia="Avenir Next"/>
           <w:b/>
           <w:color w:val="003A70"/>
+          <w:sz w:val="22"/>
+          <w:szCs w:val="19"/>
+        </w:rPr>
+        <w:t xml:space="preserve">Step 3</w:t>
+      </w:r>
+      <w:r>
+        <w:rPr>
+          <w:rFonts w:ascii="Avenir Next" w:hAnsi="Avenir Next" w:cs="Avenir Next" w:eastAsia="Avenir Next"/>
+          <w:color w:val="1A1A1A"/>
           <w:sz w:val="19"/>
           <w:szCs w:val="19"/>
         </w:rPr>
-        <w:t xml:space="preserve">Step 3</w:t>
-      </w:r>
-      <w:r>
-        <w:rPr>
-          <w:rFonts w:ascii="Avenir Next" w:hAnsi="Avenir Next" w:cs="Avenir Next" w:eastAsia="Avenir Next"/>
-          <w:color w:val="1A1A1A"/>
-          <w:sz w:val="19"/>
-          <w:szCs w:val="19"/>
-        </w:rPr>
         <w:tab/>
       </w:r>
       <w:r>
         <w:rPr>
           <w:rFonts w:ascii="Avenir Next" w:hAnsi="Avenir Next" w:cs="Avenir Next" w:eastAsia="Avenir Next"/>
           <w:color w:val="1A1A1A"/>
-          <w:sz w:val="21"/>
+          <w:sz w:val="22"/>
           <w:szCs w:val="21"/>
         </w:rPr>
         <w:t xml:space="preserve">Check: 24 ÷ 8 = 3 and 24 ÷ 6 = 4.</w:t>
@@ -2228,18 +2246,18 @@
           <w:rFonts w:ascii="Avenir Next" w:hAnsi="Avenir Next" w:cs="Avenir Next" w:eastAsia="Avenir Next"/>
           <w:b/>
           <w:color w:val="1A1A1A"/>
+          <w:sz w:val="22"/>
+          <w:szCs w:val="21"/>
+        </w:rPr>
+        <w:t xml:space="preserve">Answer</w:t>
+      </w:r>
+      <w:r>
+        <w:rPr>
+          <w:rFonts w:ascii="Avenir Next" w:hAnsi="Avenir Next" w:cs="Avenir Next" w:eastAsia="Avenir Next"/>
+          <w:color w:val="1A1A1A"/>
           <w:sz w:val="21"/>
           <w:szCs w:val="21"/>
         </w:rPr>
-        <w:t xml:space="preserve">Answer</w:t>
-      </w:r>
-      <w:r>
-        <w:rPr>
-          <w:rFonts w:ascii="Avenir Next" w:hAnsi="Avenir Next" w:cs="Avenir Next" w:eastAsia="Avenir Next"/>
-          <w:color w:val="1A1A1A"/>
-          <w:sz w:val="21"/>
-          <w:szCs w:val="21"/>
-        </w:rPr>
         <w:tab/>
       </w:r>
       <w:r>
@@ -2247,7 +2265,7 @@
           <w:rFonts w:ascii="Avenir Next" w:hAnsi="Avenir Next" w:cs="Avenir Next" w:eastAsia="Avenir Next"/>
           <w:b/>
           <w:color w:val="1A1A1A"/>
-          <w:sz w:val="21"/>
+          <w:sz w:val="22"/>
           <w:szCs w:val="21"/>
         </w:rPr>
         <w:t xml:space="preserve">24</w:t>
@@ -2255,6 +2273,7 @@
     </w:p>
     <w:p>
       <w:pPr>
+        <w:pStyle w:val="Heading2"/>
         <w:keepNext/>
         <w:pBdr>
           <w:bottom w:val="single" w:sz="8" w:space="3" w:color="003A70"/>
@@ -2270,7 +2289,7 @@
           <w:b/>
           <w:color w:val="003A70"/>
           <w:spacing w:val="14"/>
-          <w:sz w:val="19"/>
+          <w:sz w:val="22"/>
           <w:szCs w:val="19"/>
         </w:rPr>
         <w:t xml:space="preserve">TRY IT WITH HELP</w:t>
@@ -2289,7 +2308,7 @@
           <w:rFonts w:ascii="Avenir Next" w:hAnsi="Avenir Next" w:cs="Avenir Next" w:eastAsia="Avenir Next"/>
           <w:i/>
           <w:color w:val="5A5F66"/>
-          <w:sz w:val="17"/>
+          <w:sz w:val="22"/>
           <w:szCs w:val="17"/>
         </w:rPr>
         <w:t xml:space="preserve">fill in each step</w:t>
@@ -2347,35 +2366,35 @@
           <w:rFonts w:ascii="Avenir Next" w:hAnsi="Avenir Next" w:cs="Avenir Next" w:eastAsia="Avenir Next"/>
           <w:b/>
           <w:color w:val="003A70"/>
+          <w:sz w:val="22"/>
+          <w:szCs w:val="18"/>
+        </w:rPr>
+        <w:t xml:space="preserve">Step 1</w:t>
+      </w:r>
+      <w:r>
+        <w:rPr>
+          <w:rFonts w:ascii="Avenir Next" w:hAnsi="Avenir Next" w:cs="Avenir Next" w:eastAsia="Avenir Next"/>
+          <w:color w:val="1A1A1A"/>
           <w:sz w:val="18"/>
           <w:szCs w:val="18"/>
         </w:rPr>
-        <w:t xml:space="preserve">Step 1</w:t>
-      </w:r>
-      <w:r>
-        <w:rPr>
-          <w:rFonts w:ascii="Avenir Next" w:hAnsi="Avenir Next" w:cs="Avenir Next" w:eastAsia="Avenir Next"/>
-          <w:color w:val="1A1A1A"/>
-          <w:sz w:val="18"/>
-          <w:szCs w:val="18"/>
-        </w:rPr>
         <w:tab/>
       </w:r>
       <w:r>
         <w:rPr>
           <w:rFonts w:ascii="Avenir Next" w:hAnsi="Avenir Next" w:cs="Avenir Next" w:eastAsia="Avenir Next"/>
           <w:color w:val="1A1A1A"/>
+          <w:sz w:val="22"/>
+          <w:szCs w:val="21"/>
+        </w:rPr>
+        <w:t xml:space="preserve">Count by 6: 6, </w:t>
+      </w:r>
+      <w:r>
+        <w:rPr>
+          <w:rFonts w:ascii="Avenir Next" w:hAnsi="Avenir Next" w:cs="Avenir Next" w:eastAsia="Avenir Next"/>
+          <w:color w:val="1A1A1A"/>
           <w:sz w:val="21"/>
           <w:szCs w:val="21"/>
-        </w:rPr>
-        <w:t xml:space="preserve">Count by 6: 6, </w:t>
-      </w:r>
-      <w:r>
-        <w:rPr>
-          <w:rFonts w:ascii="Avenir Next" w:hAnsi="Avenir Next" w:cs="Avenir Next" w:eastAsia="Avenir Next"/>
-          <w:color w:val="1A1A1A"/>
-          <w:sz w:val="21"/>
-          <w:szCs w:val="21"/>
           <w:u w:val="single"/>
         </w:rPr>
         <w:t xml:space="preserve">                </w:t>
@@ -2384,7 +2403,7 @@
         <w:rPr>
           <w:rFonts w:ascii="Avenir Next" w:hAnsi="Avenir Next" w:cs="Avenir Next" w:eastAsia="Avenir Next"/>
           <w:color w:val="1A1A1A"/>
-          <w:sz w:val="21"/>
+          <w:sz w:val="22"/>
           <w:szCs w:val="21"/>
         </w:rPr>
         <w:t xml:space="preserve">.</w:t>
@@ -2404,28 +2423,47 @@
           <w:rFonts w:ascii="Avenir Next" w:hAnsi="Avenir Next" w:cs="Avenir Next" w:eastAsia="Avenir Next"/>
           <w:b/>
           <w:color w:val="003A70"/>
+          <w:sz w:val="22"/>
+          <w:szCs w:val="18"/>
+        </w:rPr>
+        <w:t xml:space="preserve">Step 2</w:t>
+      </w:r>
+      <w:r>
+        <w:rPr>
+          <w:rFonts w:ascii="Avenir Next" w:hAnsi="Avenir Next" w:cs="Avenir Next" w:eastAsia="Avenir Next"/>
+          <w:color w:val="1A1A1A"/>
           <w:sz w:val="18"/>
           <w:szCs w:val="18"/>
         </w:rPr>
-        <w:t xml:space="preserve">Step 2</w:t>
-      </w:r>
-      <w:r>
-        <w:rPr>
-          <w:rFonts w:ascii="Avenir Next" w:hAnsi="Avenir Next" w:cs="Avenir Next" w:eastAsia="Avenir Next"/>
-          <w:color w:val="1A1A1A"/>
-          <w:sz w:val="18"/>
-          <w:szCs w:val="18"/>
-        </w:rPr>
         <w:tab/>
       </w:r>
       <w:r>
         <w:rPr>
           <w:rFonts w:ascii="Avenir Next" w:hAnsi="Avenir Next" w:cs="Avenir Next" w:eastAsia="Avenir Next"/>
           <w:color w:val="1A1A1A"/>
+          <w:sz w:val="22"/>
+          <w:szCs w:val="21"/>
+        </w:rPr>
+        <w:t xml:space="preserve">4 divides </w:t>
+      </w:r>
+      <w:r>
+        <w:rPr>
+          <w:rFonts w:ascii="Avenir Next" w:hAnsi="Avenir Next" w:cs="Avenir Next" w:eastAsia="Avenir Next"/>
+          <w:color w:val="1A1A1A"/>
           <w:sz w:val="21"/>
           <w:szCs w:val="21"/>
-        </w:rPr>
-        <w:t xml:space="preserve">4 divides </w:t>
+          <w:u w:val="single"/>
+        </w:rPr>
+        <w:t xml:space="preserve">                </w:t>
+      </w:r>
+      <w:r>
+        <w:rPr>
+          <w:rFonts w:ascii="Avenir Next" w:hAnsi="Avenir Next" w:cs="Avenir Next" w:eastAsia="Avenir Next"/>
+          <w:color w:val="1A1A1A"/>
+          <w:sz w:val="22"/>
+          <w:szCs w:val="21"/>
+        </w:rPr>
+        <w:t xml:space="preserve">. The LCM is </w:t>
       </w:r>
       <w:r>
         <w:rPr>
@@ -2441,26 +2479,7 @@
         <w:rPr>
           <w:rFonts w:ascii="Avenir Next" w:hAnsi="Avenir Next" w:cs="Avenir Next" w:eastAsia="Avenir Next"/>
           <w:color w:val="1A1A1A"/>
-          <w:sz w:val="21"/>
-          <w:szCs w:val="21"/>
-        </w:rPr>
-        <w:t xml:space="preserve">. The LCM is </w:t>
-      </w:r>
-      <w:r>
-        <w:rPr>
-          <w:rFonts w:ascii="Avenir Next" w:hAnsi="Avenir Next" w:cs="Avenir Next" w:eastAsia="Avenir Next"/>
-          <w:color w:val="1A1A1A"/>
-          <w:sz w:val="21"/>
-          <w:szCs w:val="21"/>
-          <w:u w:val="single"/>
-        </w:rPr>
-        <w:t xml:space="preserve">                </w:t>
-      </w:r>
-      <w:r>
-        <w:rPr>
-          <w:rFonts w:ascii="Avenir Next" w:hAnsi="Avenir Next" w:cs="Avenir Next" w:eastAsia="Avenir Next"/>
-          <w:color w:val="1A1A1A"/>
-          <w:sz w:val="21"/>
+          <w:sz w:val="22"/>
           <w:szCs w:val="21"/>
         </w:rPr>
         <w:t xml:space="preserve">.</w:t>
@@ -2480,28 +2499,47 @@
           <w:rFonts w:ascii="Avenir Next" w:hAnsi="Avenir Next" w:cs="Avenir Next" w:eastAsia="Avenir Next"/>
           <w:b/>
           <w:color w:val="003A70"/>
+          <w:sz w:val="22"/>
+          <w:szCs w:val="18"/>
+        </w:rPr>
+        <w:t xml:space="preserve">Step 3</w:t>
+      </w:r>
+      <w:r>
+        <w:rPr>
+          <w:rFonts w:ascii="Avenir Next" w:hAnsi="Avenir Next" w:cs="Avenir Next" w:eastAsia="Avenir Next"/>
+          <w:color w:val="1A1A1A"/>
           <w:sz w:val="18"/>
           <w:szCs w:val="18"/>
         </w:rPr>
-        <w:t xml:space="preserve">Step 3</w:t>
-      </w:r>
-      <w:r>
-        <w:rPr>
-          <w:rFonts w:ascii="Avenir Next" w:hAnsi="Avenir Next" w:cs="Avenir Next" w:eastAsia="Avenir Next"/>
-          <w:color w:val="1A1A1A"/>
-          <w:sz w:val="18"/>
-          <w:szCs w:val="18"/>
-        </w:rPr>
         <w:tab/>
       </w:r>
       <w:r>
         <w:rPr>
           <w:rFonts w:ascii="Avenir Next" w:hAnsi="Avenir Next" w:cs="Avenir Next" w:eastAsia="Avenir Next"/>
           <w:color w:val="1A1A1A"/>
+          <w:sz w:val="22"/>
+          <w:szCs w:val="21"/>
+        </w:rPr>
+        <w:t xml:space="preserve">Check: 12 ÷ 6 = </w:t>
+      </w:r>
+      <w:r>
+        <w:rPr>
+          <w:rFonts w:ascii="Avenir Next" w:hAnsi="Avenir Next" w:cs="Avenir Next" w:eastAsia="Avenir Next"/>
+          <w:color w:val="1A1A1A"/>
           <w:sz w:val="21"/>
           <w:szCs w:val="21"/>
-        </w:rPr>
-        <w:t xml:space="preserve">Check: 12 ÷ 6 = </w:t>
+          <w:u w:val="single"/>
+        </w:rPr>
+        <w:t xml:space="preserve">                </w:t>
+      </w:r>
+      <w:r>
+        <w:rPr>
+          <w:rFonts w:ascii="Avenir Next" w:hAnsi="Avenir Next" w:cs="Avenir Next" w:eastAsia="Avenir Next"/>
+          <w:color w:val="1A1A1A"/>
+          <w:sz w:val="22"/>
+          <w:szCs w:val="21"/>
+        </w:rPr>
+        <w:t xml:space="preserve"> and 12 ÷ 4 = </w:t>
       </w:r>
       <w:r>
         <w:rPr>
@@ -2517,26 +2555,7 @@
         <w:rPr>
           <w:rFonts w:ascii="Avenir Next" w:hAnsi="Avenir Next" w:cs="Avenir Next" w:eastAsia="Avenir Next"/>
           <w:color w:val="1A1A1A"/>
-          <w:sz w:val="21"/>
-          <w:szCs w:val="21"/>
-        </w:rPr>
-        <w:t xml:space="preserve"> and 12 ÷ 4 = </w:t>
-      </w:r>
-      <w:r>
-        <w:rPr>
-          <w:rFonts w:ascii="Avenir Next" w:hAnsi="Avenir Next" w:cs="Avenir Next" w:eastAsia="Avenir Next"/>
-          <w:color w:val="1A1A1A"/>
-          <w:sz w:val="21"/>
-          <w:szCs w:val="21"/>
-          <w:u w:val="single"/>
-        </w:rPr>
-        <w:t xml:space="preserve">                </w:t>
-      </w:r>
-      <w:r>
-        <w:rPr>
-          <w:rFonts w:ascii="Avenir Next" w:hAnsi="Avenir Next" w:cs="Avenir Next" w:eastAsia="Avenir Next"/>
-          <w:color w:val="1A1A1A"/>
-          <w:sz w:val="21"/>
+          <w:sz w:val="22"/>
           <w:szCs w:val="21"/>
         </w:rPr>
         <w:t xml:space="preserve">.</w:t>
@@ -2599,35 +2618,35 @@
           <w:rFonts w:ascii="Avenir Next" w:hAnsi="Avenir Next" w:cs="Avenir Next" w:eastAsia="Avenir Next"/>
           <w:b/>
           <w:color w:val="003A70"/>
+          <w:sz w:val="22"/>
+          <w:szCs w:val="18"/>
+        </w:rPr>
+        <w:t xml:space="preserve">Step 1</w:t>
+      </w:r>
+      <w:r>
+        <w:rPr>
+          <w:rFonts w:ascii="Avenir Next" w:hAnsi="Avenir Next" w:cs="Avenir Next" w:eastAsia="Avenir Next"/>
+          <w:color w:val="1A1A1A"/>
           <w:sz w:val="18"/>
           <w:szCs w:val="18"/>
         </w:rPr>
-        <w:t xml:space="preserve">Step 1</w:t>
-      </w:r>
-      <w:r>
-        <w:rPr>
-          <w:rFonts w:ascii="Avenir Next" w:hAnsi="Avenir Next" w:cs="Avenir Next" w:eastAsia="Avenir Next"/>
-          <w:color w:val="1A1A1A"/>
-          <w:sz w:val="18"/>
-          <w:szCs w:val="18"/>
-        </w:rPr>
         <w:tab/>
       </w:r>
       <w:r>
         <w:rPr>
           <w:rFonts w:ascii="Avenir Next" w:hAnsi="Avenir Next" w:cs="Avenir Next" w:eastAsia="Avenir Next"/>
           <w:color w:val="1A1A1A"/>
+          <w:sz w:val="22"/>
+          <w:szCs w:val="21"/>
+        </w:rPr>
+        <w:t xml:space="preserve">Count by 6: 6, 12, 18, 24, </w:t>
+      </w:r>
+      <w:r>
+        <w:rPr>
+          <w:rFonts w:ascii="Avenir Next" w:hAnsi="Avenir Next" w:cs="Avenir Next" w:eastAsia="Avenir Next"/>
+          <w:color w:val="1A1A1A"/>
           <w:sz w:val="21"/>
           <w:szCs w:val="21"/>
-        </w:rPr>
-        <w:t xml:space="preserve">Count by 6: 6, 12, 18, 24, </w:t>
-      </w:r>
-      <w:r>
-        <w:rPr>
-          <w:rFonts w:ascii="Avenir Next" w:hAnsi="Avenir Next" w:cs="Avenir Next" w:eastAsia="Avenir Next"/>
-          <w:color w:val="1A1A1A"/>
-          <w:sz w:val="21"/>
-          <w:szCs w:val="21"/>
           <w:u w:val="single"/>
         </w:rPr>
         <w:t xml:space="preserve">                </w:t>
@@ -2636,7 +2655,7 @@
         <w:rPr>
           <w:rFonts w:ascii="Avenir Next" w:hAnsi="Avenir Next" w:cs="Avenir Next" w:eastAsia="Avenir Next"/>
           <w:color w:val="1A1A1A"/>
-          <w:sz w:val="21"/>
+          <w:sz w:val="22"/>
           <w:szCs w:val="21"/>
         </w:rPr>
         <w:t xml:space="preserve">.</w:t>
@@ -2656,28 +2675,47 @@
           <w:rFonts w:ascii="Avenir Next" w:hAnsi="Avenir Next" w:cs="Avenir Next" w:eastAsia="Avenir Next"/>
           <w:b/>
           <w:color w:val="003A70"/>
+          <w:sz w:val="22"/>
+          <w:szCs w:val="18"/>
+        </w:rPr>
+        <w:t xml:space="preserve">Step 2</w:t>
+      </w:r>
+      <w:r>
+        <w:rPr>
+          <w:rFonts w:ascii="Avenir Next" w:hAnsi="Avenir Next" w:cs="Avenir Next" w:eastAsia="Avenir Next"/>
+          <w:color w:val="1A1A1A"/>
           <w:sz w:val="18"/>
           <w:szCs w:val="18"/>
         </w:rPr>
-        <w:t xml:space="preserve">Step 2</w:t>
-      </w:r>
-      <w:r>
-        <w:rPr>
-          <w:rFonts w:ascii="Avenir Next" w:hAnsi="Avenir Next" w:cs="Avenir Next" w:eastAsia="Avenir Next"/>
-          <w:color w:val="1A1A1A"/>
-          <w:sz w:val="18"/>
-          <w:szCs w:val="18"/>
-        </w:rPr>
         <w:tab/>
       </w:r>
       <w:r>
         <w:rPr>
           <w:rFonts w:ascii="Avenir Next" w:hAnsi="Avenir Next" w:cs="Avenir Next" w:eastAsia="Avenir Next"/>
           <w:color w:val="1A1A1A"/>
+          <w:sz w:val="22"/>
+          <w:szCs w:val="21"/>
+        </w:rPr>
+        <w:t xml:space="preserve">5 divides </w:t>
+      </w:r>
+      <w:r>
+        <w:rPr>
+          <w:rFonts w:ascii="Avenir Next" w:hAnsi="Avenir Next" w:cs="Avenir Next" w:eastAsia="Avenir Next"/>
+          <w:color w:val="1A1A1A"/>
           <w:sz w:val="21"/>
           <w:szCs w:val="21"/>
-        </w:rPr>
-        <w:t xml:space="preserve">5 divides </w:t>
+          <w:u w:val="single"/>
+        </w:rPr>
+        <w:t xml:space="preserve">                </w:t>
+      </w:r>
+      <w:r>
+        <w:rPr>
+          <w:rFonts w:ascii="Avenir Next" w:hAnsi="Avenir Next" w:cs="Avenir Next" w:eastAsia="Avenir Next"/>
+          <w:color w:val="1A1A1A"/>
+          <w:sz w:val="22"/>
+          <w:szCs w:val="21"/>
+        </w:rPr>
+        <w:t xml:space="preserve">. The LCM is </w:t>
       </w:r>
       <w:r>
         <w:rPr>
@@ -2693,26 +2731,7 @@
         <w:rPr>
           <w:rFonts w:ascii="Avenir Next" w:hAnsi="Avenir Next" w:cs="Avenir Next" w:eastAsia="Avenir Next"/>
           <w:color w:val="1A1A1A"/>
-          <w:sz w:val="21"/>
-          <w:szCs w:val="21"/>
-        </w:rPr>
-        <w:t xml:space="preserve">. The LCM is </w:t>
-      </w:r>
-      <w:r>
-        <w:rPr>
-          <w:rFonts w:ascii="Avenir Next" w:hAnsi="Avenir Next" w:cs="Avenir Next" w:eastAsia="Avenir Next"/>
-          <w:color w:val="1A1A1A"/>
-          <w:sz w:val="21"/>
-          <w:szCs w:val="21"/>
-          <w:u w:val="single"/>
-        </w:rPr>
-        <w:t xml:space="preserve">                </w:t>
-      </w:r>
-      <w:r>
-        <w:rPr>
-          <w:rFonts w:ascii="Avenir Next" w:hAnsi="Avenir Next" w:cs="Avenir Next" w:eastAsia="Avenir Next"/>
-          <w:color w:val="1A1A1A"/>
-          <w:sz w:val="21"/>
+          <w:sz w:val="22"/>
           <w:szCs w:val="21"/>
         </w:rPr>
         <w:t xml:space="preserve">.</w:t>
@@ -2732,28 +2751,47 @@
           <w:rFonts w:ascii="Avenir Next" w:hAnsi="Avenir Next" w:cs="Avenir Next" w:eastAsia="Avenir Next"/>
           <w:b/>
           <w:color w:val="003A70"/>
+          <w:sz w:val="22"/>
+          <w:szCs w:val="18"/>
+        </w:rPr>
+        <w:t xml:space="preserve">Step 3</w:t>
+      </w:r>
+      <w:r>
+        <w:rPr>
+          <w:rFonts w:ascii="Avenir Next" w:hAnsi="Avenir Next" w:cs="Avenir Next" w:eastAsia="Avenir Next"/>
+          <w:color w:val="1A1A1A"/>
           <w:sz w:val="18"/>
           <w:szCs w:val="18"/>
         </w:rPr>
-        <w:t xml:space="preserve">Step 3</w:t>
-      </w:r>
-      <w:r>
-        <w:rPr>
-          <w:rFonts w:ascii="Avenir Next" w:hAnsi="Avenir Next" w:cs="Avenir Next" w:eastAsia="Avenir Next"/>
-          <w:color w:val="1A1A1A"/>
-          <w:sz w:val="18"/>
-          <w:szCs w:val="18"/>
-        </w:rPr>
         <w:tab/>
       </w:r>
       <w:r>
         <w:rPr>
           <w:rFonts w:ascii="Avenir Next" w:hAnsi="Avenir Next" w:cs="Avenir Next" w:eastAsia="Avenir Next"/>
           <w:color w:val="1A1A1A"/>
+          <w:sz w:val="22"/>
+          <w:szCs w:val="21"/>
+        </w:rPr>
+        <w:t xml:space="preserve">Check: 30 ÷ 6 = </w:t>
+      </w:r>
+      <w:r>
+        <w:rPr>
+          <w:rFonts w:ascii="Avenir Next" w:hAnsi="Avenir Next" w:cs="Avenir Next" w:eastAsia="Avenir Next"/>
+          <w:color w:val="1A1A1A"/>
           <w:sz w:val="21"/>
           <w:szCs w:val="21"/>
-        </w:rPr>
-        <w:t xml:space="preserve">Check: 30 ÷ 6 = </w:t>
+          <w:u w:val="single"/>
+        </w:rPr>
+        <w:t xml:space="preserve">                </w:t>
+      </w:r>
+      <w:r>
+        <w:rPr>
+          <w:rFonts w:ascii="Avenir Next" w:hAnsi="Avenir Next" w:cs="Avenir Next" w:eastAsia="Avenir Next"/>
+          <w:color w:val="1A1A1A"/>
+          <w:sz w:val="22"/>
+          <w:szCs w:val="21"/>
+        </w:rPr>
+        <w:t xml:space="preserve"> and 30 ÷ 5 = </w:t>
       </w:r>
       <w:r>
         <w:rPr>
@@ -2769,26 +2807,7 @@
         <w:rPr>
           <w:rFonts w:ascii="Avenir Next" w:hAnsi="Avenir Next" w:cs="Avenir Next" w:eastAsia="Avenir Next"/>
           <w:color w:val="1A1A1A"/>
-          <w:sz w:val="21"/>
-          <w:szCs w:val="21"/>
-        </w:rPr>
-        <w:t xml:space="preserve"> and 30 ÷ 5 = </w:t>
-      </w:r>
-      <w:r>
-        <w:rPr>
-          <w:rFonts w:ascii="Avenir Next" w:hAnsi="Avenir Next" w:cs="Avenir Next" w:eastAsia="Avenir Next"/>
-          <w:color w:val="1A1A1A"/>
-          <w:sz w:val="21"/>
-          <w:szCs w:val="21"/>
-          <w:u w:val="single"/>
-        </w:rPr>
-        <w:t xml:space="preserve">                </w:t>
-      </w:r>
-      <w:r>
-        <w:rPr>
-          <w:rFonts w:ascii="Avenir Next" w:hAnsi="Avenir Next" w:cs="Avenir Next" w:eastAsia="Avenir Next"/>
-          <w:color w:val="1A1A1A"/>
-          <w:sz w:val="21"/>
+          <w:sz w:val="22"/>
           <w:szCs w:val="21"/>
         </w:rPr>
         <w:t xml:space="preserve">.</w:t>
@@ -2801,6 +2820,7 @@
     </w:p>
     <w:p>
       <w:pPr>
+        <w:pStyle w:val="Heading2"/>
         <w:keepNext/>
         <w:pBdr>
           <w:bottom w:val="single" w:sz="8" w:space="3" w:color="003A70"/>
@@ -2816,7 +2836,7 @@
           <w:b/>
           <w:color w:val="003A70"/>
           <w:spacing w:val="14"/>
-          <w:sz w:val="19"/>
+          <w:sz w:val="22"/>
           <w:szCs w:val="19"/>
         </w:rPr>
         <w:t xml:space="preserve">YOUR TURN</w:t>
@@ -2835,7 +2855,7 @@
           <w:rFonts w:ascii="Avenir Next" w:hAnsi="Avenir Next" w:cs="Avenir Next" w:eastAsia="Avenir Next"/>
           <w:i/>
           <w:color w:val="5A5F66"/>
-          <w:sz w:val="17"/>
+          <w:sz w:val="22"/>
           <w:szCs w:val="17"/>
         </w:rPr>
         <w:t xml:space="preserve">use the steps on your own</w:t>
@@ -3007,7 +3027,7 @@
                       <w:szCs w:val="22"/>
                       <w:u w:val="single"/>
                     </w:rPr>
-                    <w:t xml:space="preserve">      </w:t>
+                    <w:t xml:space="preserve">          </w:t>
                   </w:r>
                 </w:p>
               </w:tc>
@@ -3069,7 +3089,7 @@
                       <w:szCs w:val="22"/>
                       <w:u w:val="single"/>
                     </w:rPr>
-                    <w:t xml:space="preserve">      </w:t>
+                    <w:t xml:space="preserve">          </w:t>
                   </w:r>
                 </w:p>
               </w:tc>
@@ -3131,7 +3151,7 @@
                       <w:szCs w:val="22"/>
                       <w:u w:val="single"/>
                     </w:rPr>
-                    <w:t xml:space="preserve">      </w:t>
+                    <w:t xml:space="preserve">          </w:t>
                   </w:r>
                 </w:p>
               </w:tc>
@@ -3199,7 +3219,7 @@
                       <w:szCs w:val="22"/>
                       <w:u w:val="single"/>
                     </w:rPr>
-                    <w:t xml:space="preserve">      </w:t>
+                    <w:t xml:space="preserve">          </w:t>
                   </w:r>
                 </w:p>
               </w:tc>
@@ -3261,7 +3281,7 @@
                       <w:szCs w:val="22"/>
                       <w:u w:val="single"/>
                     </w:rPr>
-                    <w:t xml:space="preserve">      </w:t>
+                    <w:t xml:space="preserve">          </w:t>
                   </w:r>
                 </w:p>
               </w:tc>
@@ -3323,7 +3343,7 @@
                       <w:szCs w:val="22"/>
                       <w:u w:val="single"/>
                     </w:rPr>
-                    <w:t xml:space="preserve">      </w:t>
+                    <w:t xml:space="preserve">          </w:t>
                   </w:r>
                 </w:p>
               </w:tc>
@@ -3344,6 +3364,7 @@
     </w:p>
     <w:p>
       <w:pPr>
+        <w:pStyle w:val="Heading2"/>
         <w:keepNext/>
         <w:pBdr>
           <w:bottom w:val="single" w:sz="8" w:space="3" w:color="003A70"/>
@@ -3359,7 +3380,7 @@
           <w:b/>
           <w:color w:val="003A70"/>
           <w:spacing w:val="14"/>
-          <w:sz w:val="19"/>
+          <w:sz w:val="22"/>
           <w:szCs w:val="19"/>
         </w:rPr>
         <w:t xml:space="preserve">READY CHECK</w:t>
@@ -3378,7 +3399,7 @@
           <w:rFonts w:ascii="Avenir Next" w:hAnsi="Avenir Next" w:cs="Avenir Next" w:eastAsia="Avenir Next"/>
           <w:i/>
           <w:color w:val="5A5F66"/>
-          <w:sz w:val="17"/>
+          <w:sz w:val="22"/>
           <w:szCs w:val="17"/>
         </w:rPr>
         <w:t xml:space="preserve">a problem like the one in today’s lesson</w:t>
@@ -3510,25 +3531,25 @@
                       <w:rFonts w:ascii="Avenir Next" w:hAnsi="Avenir Next" w:cs="Avenir Next" w:eastAsia="Avenir Next"/>
                       <w:b/>
                       <w:color w:val="003A70"/>
+                      <w:sz w:val="22"/>
+                      <w:szCs w:val="21"/>
+                    </w:rPr>
+                    <w:t xml:space="preserve">A</w:t>
+                  </w:r>
+                  <w:r>
+                    <w:rPr>
+                      <w:rFonts w:ascii="Avenir Next" w:hAnsi="Avenir Next" w:cs="Avenir Next" w:eastAsia="Avenir Next"/>
+                      <w:color w:val="1A1A1A"/>
                       <w:sz w:val="21"/>
                       <w:szCs w:val="21"/>
                     </w:rPr>
-                    <w:t xml:space="preserve">A</w:t>
-                  </w:r>
-                  <w:r>
-                    <w:rPr>
-                      <w:rFonts w:ascii="Avenir Next" w:hAnsi="Avenir Next" w:cs="Avenir Next" w:eastAsia="Avenir Next"/>
-                      <w:color w:val="1A1A1A"/>
-                      <w:sz w:val="21"/>
-                      <w:szCs w:val="21"/>
-                    </w:rPr>
                     <w:tab/>
                   </w:r>
                   <w:r>
                     <w:rPr>
                       <w:rFonts w:ascii="Avenir Next" w:hAnsi="Avenir Next" w:cs="Avenir Next" w:eastAsia="Avenir Next"/>
                       <w:color w:val="1A1A1A"/>
-                      <w:sz w:val="21"/>
+                      <w:sz w:val="22"/>
                       <w:szCs w:val="21"/>
                     </w:rPr>
                     <w:t xml:space="preserve">4</w:t>
@@ -3553,25 +3574,25 @@
                       <w:rFonts w:ascii="Avenir Next" w:hAnsi="Avenir Next" w:cs="Avenir Next" w:eastAsia="Avenir Next"/>
                       <w:b/>
                       <w:color w:val="003A70"/>
+                      <w:sz w:val="22"/>
+                      <w:szCs w:val="21"/>
+                    </w:rPr>
+                    <w:t xml:space="preserve">B</w:t>
+                  </w:r>
+                  <w:r>
+                    <w:rPr>
+                      <w:rFonts w:ascii="Avenir Next" w:hAnsi="Avenir Next" w:cs="Avenir Next" w:eastAsia="Avenir Next"/>
+                      <w:color w:val="1A1A1A"/>
                       <w:sz w:val="21"/>
                       <w:szCs w:val="21"/>
                     </w:rPr>
-                    <w:t xml:space="preserve">B</w:t>
-                  </w:r>
-                  <w:r>
-                    <w:rPr>
-                      <w:rFonts w:ascii="Avenir Next" w:hAnsi="Avenir Next" w:cs="Avenir Next" w:eastAsia="Avenir Next"/>
-                      <w:color w:val="1A1A1A"/>
-                      <w:sz w:val="21"/>
-                      <w:szCs w:val="21"/>
-                    </w:rPr>
                     <w:tab/>
                   </w:r>
                   <w:r>
                     <w:rPr>
                       <w:rFonts w:ascii="Avenir Next" w:hAnsi="Avenir Next" w:cs="Avenir Next" w:eastAsia="Avenir Next"/>
                       <w:color w:val="1A1A1A"/>
-                      <w:sz w:val="21"/>
+                      <w:sz w:val="22"/>
                       <w:szCs w:val="21"/>
                     </w:rPr>
                     <w:t xml:space="preserve">28</w:t>
@@ -3596,25 +3617,25 @@
                       <w:rFonts w:ascii="Avenir Next" w:hAnsi="Avenir Next" w:cs="Avenir Next" w:eastAsia="Avenir Next"/>
                       <w:b/>
                       <w:color w:val="003A70"/>
+                      <w:sz w:val="22"/>
+                      <w:szCs w:val="21"/>
+                    </w:rPr>
+                    <w:t xml:space="preserve">C</w:t>
+                  </w:r>
+                  <w:r>
+                    <w:rPr>
+                      <w:rFonts w:ascii="Avenir Next" w:hAnsi="Avenir Next" w:cs="Avenir Next" w:eastAsia="Avenir Next"/>
+                      <w:color w:val="1A1A1A"/>
                       <w:sz w:val="21"/>
                       <w:szCs w:val="21"/>
                     </w:rPr>
-                    <w:t xml:space="preserve">C</w:t>
-                  </w:r>
-                  <w:r>
-                    <w:rPr>
-                      <w:rFonts w:ascii="Avenir Next" w:hAnsi="Avenir Next" w:cs="Avenir Next" w:eastAsia="Avenir Next"/>
-                      <w:color w:val="1A1A1A"/>
-                      <w:sz w:val="21"/>
-                      <w:szCs w:val="21"/>
-                    </w:rPr>
                     <w:tab/>
                   </w:r>
                   <w:r>
                     <w:rPr>
                       <w:rFonts w:ascii="Avenir Next" w:hAnsi="Avenir Next" w:cs="Avenir Next" w:eastAsia="Avenir Next"/>
                       <w:color w:val="1A1A1A"/>
-                      <w:sz w:val="21"/>
+                      <w:sz w:val="22"/>
                       <w:szCs w:val="21"/>
                     </w:rPr>
                     <w:t xml:space="preserve">48</w:t>
@@ -3639,25 +3660,25 @@
                       <w:rFonts w:ascii="Avenir Next" w:hAnsi="Avenir Next" w:cs="Avenir Next" w:eastAsia="Avenir Next"/>
                       <w:b/>
                       <w:color w:val="003A70"/>
+                      <w:sz w:val="22"/>
+                      <w:szCs w:val="21"/>
+                    </w:rPr>
+                    <w:t xml:space="preserve">D</w:t>
+                  </w:r>
+                  <w:r>
+                    <w:rPr>
+                      <w:rFonts w:ascii="Avenir Next" w:hAnsi="Avenir Next" w:cs="Avenir Next" w:eastAsia="Avenir Next"/>
+                      <w:color w:val="1A1A1A"/>
                       <w:sz w:val="21"/>
                       <w:szCs w:val="21"/>
                     </w:rPr>
-                    <w:t xml:space="preserve">D</w:t>
-                  </w:r>
-                  <w:r>
-                    <w:rPr>
-                      <w:rFonts w:ascii="Avenir Next" w:hAnsi="Avenir Next" w:cs="Avenir Next" w:eastAsia="Avenir Next"/>
-                      <w:color w:val="1A1A1A"/>
-                      <w:sz w:val="21"/>
-                      <w:szCs w:val="21"/>
-                    </w:rPr>
                     <w:tab/>
                   </w:r>
                   <w:r>
                     <w:rPr>
                       <w:rFonts w:ascii="Avenir Next" w:hAnsi="Avenir Next" w:cs="Avenir Next" w:eastAsia="Avenir Next"/>
                       <w:color w:val="1A1A1A"/>
-                      <w:sz w:val="21"/>
+                      <w:sz w:val="22"/>
                       <w:szCs w:val="21"/>
                     </w:rPr>
                     <w:t xml:space="preserve">192</w:t>
@@ -3706,19 +3727,42 @@
         <w:tblLook w:val="0000" w:firstRow="0" w:lastRow="0" w:firstColumn="0" w:lastColumn="0" w:noHBand="1" w:noVBand="1"/>
       </w:tblPr>
       <w:tblGrid>
-        <w:gridCol w:w="2000"/>
-        <w:gridCol w:w="2300"/>
-        <w:gridCol w:w="2100"/>
-        <w:gridCol w:w="3104"/>
+        <w:gridCol w:w="1750"/>
+        <w:gridCol w:w="2500"/>
+        <w:gridCol w:w="2200"/>
+        <w:gridCol w:w="3054"/>
       </w:tblGrid>
       <w:tr>
         <w:trPr>
           <w:cantSplit/>
-          <w:trHeight w:val="320" w:hRule="atLeast"/>
+          <w:trHeight w:val="300" w:hRule="atLeast"/>
         </w:trPr>
         <w:tc>
           <w:tcPr>
-            <w:tcW w:w="2000" w:type="dxa"/>
+            <w:tcW w:w="1750" w:type="dxa"/>
+            <w:vAlign w:val="center"/>
+          </w:tcPr>
+          <w:p>
+            <w:pPr>
+              <w:pStyle w:val="Heading2"/>
+              <w:spacing w:before="0" w:after="0" w:line="240" w:lineRule="auto"/>
+            </w:pPr>
+            <w:r>
+              <w:rPr>
+                <w:rFonts w:ascii="Avenir Next" w:hAnsi="Avenir Next" w:cs="Avenir Next" w:eastAsia="Avenir Next"/>
+                <w:b/>
+                <w:color w:val="003A70"/>
+                <w:spacing w:val="12"/>
+                <w:sz w:val="15"/>
+                <w:szCs w:val="15"/>
+              </w:rPr>
+              <w:t xml:space="preserve">CHECK YOURSELF</w:t>
+            </w:r>
+          </w:p>
+        </w:tc>
+        <w:tc>
+          <w:tcPr>
+            <w:tcW w:w="2500" w:type="dxa"/>
             <w:vAlign w:val="center"/>
           </w:tcPr>
           <w:p>
@@ -3727,20 +3771,27 @@
             </w:pPr>
             <w:r>
               <w:rPr>
+                <w:rFonts w:ascii="Arial" w:hAnsi="Arial" w:cs="Arial" w:eastAsia="Arial"/>
+                <w:color w:val="1A1A1A"/>
+                <w:sz w:val="20"/>
+                <w:szCs w:val="20"/>
+              </w:rPr>
+              <w:t xml:space="preserve">□</w:t>
+            </w:r>
+            <w:r>
+              <w:rPr>
                 <w:rFonts w:ascii="Avenir Next" w:hAnsi="Avenir Next" w:cs="Avenir Next" w:eastAsia="Avenir Next"/>
-                <w:b/>
-                <w:color w:val="003A70"/>
-                <w:spacing w:val="12"/>
-                <w:sz w:val="15"/>
-                <w:szCs w:val="15"/>
-              </w:rPr>
-              <w:t xml:space="preserve">CHECK YOURSELF</w:t>
+                <w:color w:val="1A1A1A"/>
+                <w:sz w:val="17"/>
+                <w:szCs w:val="17"/>
+              </w:rPr>
+              <w:t xml:space="preserve">  I can do this on my own</w:t>
             </w:r>
           </w:p>
         </w:tc>
         <w:tc>
           <w:tcPr>
-            <w:tcW w:w="2300" w:type="dxa"/>
+            <w:tcW w:w="2200" w:type="dxa"/>
             <w:vAlign w:val="center"/>
           </w:tcPr>
           <w:p>
@@ -3751,8 +3802,8 @@
               <w:rPr>
                 <w:rFonts w:ascii="Arial" w:hAnsi="Arial" w:cs="Arial" w:eastAsia="Arial"/>
                 <w:color w:val="1A1A1A"/>
-                <w:sz w:val="24"/>
-                <w:szCs w:val="24"/>
+                <w:sz w:val="20"/>
+                <w:szCs w:val="20"/>
               </w:rPr>
               <w:t xml:space="preserve">□</w:t>
             </w:r>
@@ -3763,13 +3814,13 @@
                 <w:sz w:val="17"/>
                 <w:szCs w:val="17"/>
               </w:rPr>
-              <w:t xml:space="preserve">  I can do this on my own</w:t>
+              <w:t xml:space="preserve">  I need a little help</w:t>
             </w:r>
           </w:p>
         </w:tc>
         <w:tc>
           <w:tcPr>
-            <w:tcW w:w="2100" w:type="dxa"/>
+            <w:tcW w:w="3054" w:type="dxa"/>
             <w:vAlign w:val="center"/>
           </w:tcPr>
           <w:p>
@@ -3780,37 +3831,8 @@
               <w:rPr>
                 <w:rFonts w:ascii="Arial" w:hAnsi="Arial" w:cs="Arial" w:eastAsia="Arial"/>
                 <w:color w:val="1A1A1A"/>
-                <w:sz w:val="24"/>
-                <w:szCs w:val="24"/>
-              </w:rPr>
-              <w:t xml:space="preserve">□</w:t>
-            </w:r>
-            <w:r>
-              <w:rPr>
-                <w:rFonts w:ascii="Avenir Next" w:hAnsi="Avenir Next" w:cs="Avenir Next" w:eastAsia="Avenir Next"/>
-                <w:color w:val="1A1A1A"/>
-                <w:sz w:val="17"/>
-                <w:szCs w:val="17"/>
-              </w:rPr>
-              <w:t xml:space="preserve">  I need a little help</w:t>
-            </w:r>
-          </w:p>
-        </w:tc>
-        <w:tc>
-          <w:tcPr>
-            <w:tcW w:w="3104" w:type="dxa"/>
-            <w:vAlign w:val="center"/>
-          </w:tcPr>
-          <w:p>
-            <w:pPr>
-              <w:spacing w:before="0" w:after="0" w:line="240" w:lineRule="auto"/>
-            </w:pPr>
-            <w:r>
-              <w:rPr>
-                <w:rFonts w:ascii="Arial" w:hAnsi="Arial" w:cs="Arial" w:eastAsia="Arial"/>
-                <w:color w:val="1A1A1A"/>
-                <w:sz w:val="24"/>
-                <w:szCs w:val="24"/>
+                <w:sz w:val="20"/>
+                <w:szCs w:val="20"/>
               </w:rPr>
               <w:t xml:space="preserve">□</w:t>
             </w:r>
@@ -3845,7 +3867,7 @@
     <w:sectPr>
       <w:footerReference w:type="default" r:id="rIdFooter1"/>
       <w:pgSz w:w="12240" w:h="15840"/>
-      <w:pgMar w:top="893" w:right="1224" w:bottom="835" w:left="1512" w:header="432" w:footer="432" w:gutter="0"/>
+      <w:pgMar w:top="780" w:right="1224" w:bottom="760" w:left="1512" w:header="432" w:footer="432" w:gutter="0"/>
       <w:cols w:space="720"/>
     </w:sectPr>
   </w:body>
@@ -3925,7 +3947,106 @@
               <w:sz w:val="15"/>
               <w:szCs w:val="15"/>
             </w:rPr>
-            <w:t xml:space="preserve">Lesson 3-5  ·  Session 2  ·  Prerequisite Practice A</w:t>
+            <w:t xml:space="preserve">3-5 · Page </w:t>
+          </w:r>
+          <w:r>
+            <w:rPr>
+              <w:rFonts w:ascii="Avenir Next" w:hAnsi="Avenir Next" w:cs="Avenir Next" w:eastAsia="Avenir Next"/>
+              <w:color w:val="5A5F66"/>
+              <w:sz w:val="15"/>
+              <w:szCs w:val="15"/>
+            </w:rPr>
+            <w:fldChar w:fldCharType="begin"/>
+          </w:r>
+          <w:r>
+            <w:rPr>
+              <w:rFonts w:ascii="Avenir Next" w:hAnsi="Avenir Next" w:cs="Avenir Next" w:eastAsia="Avenir Next"/>
+              <w:color w:val="5A5F66"/>
+              <w:sz w:val="15"/>
+              <w:szCs w:val="15"/>
+            </w:rPr>
+            <w:instrText xml:space="preserve"> PAGE </w:instrText>
+          </w:r>
+          <w:r>
+            <w:rPr>
+              <w:rFonts w:ascii="Avenir Next" w:hAnsi="Avenir Next" w:cs="Avenir Next" w:eastAsia="Avenir Next"/>
+              <w:color w:val="5A5F66"/>
+              <w:sz w:val="15"/>
+              <w:szCs w:val="15"/>
+            </w:rPr>
+            <w:fldChar w:fldCharType="separate"/>
+          </w:r>
+          <w:r>
+            <w:rPr>
+              <w:rFonts w:ascii="Avenir Next" w:hAnsi="Avenir Next" w:cs="Avenir Next" w:eastAsia="Avenir Next"/>
+              <w:color w:val="5A5F66"/>
+              <w:sz w:val="15"/>
+              <w:szCs w:val="15"/>
+            </w:rPr>
+            <w:t xml:space="preserve">1</w:t>
+          </w:r>
+          <w:r>
+            <w:rPr>
+              <w:rFonts w:ascii="Avenir Next" w:hAnsi="Avenir Next" w:cs="Avenir Next" w:eastAsia="Avenir Next"/>
+              <w:color w:val="5A5F66"/>
+              <w:sz w:val="15"/>
+              <w:szCs w:val="15"/>
+            </w:rPr>
+            <w:fldChar w:fldCharType="end"/>
+          </w:r>
+          <w:r>
+            <w:rPr>
+              <w:rFonts w:ascii="Avenir Next" w:hAnsi="Avenir Next" w:cs="Avenir Next" w:eastAsia="Avenir Next"/>
+              <w:color w:val="5A5F66"/>
+              <w:sz w:val="15"/>
+              <w:szCs w:val="15"/>
+            </w:rPr>
+            <w:t xml:space="preserve"> of </w:t>
+          </w:r>
+          <w:r>
+            <w:rPr>
+              <w:rFonts w:ascii="Avenir Next" w:hAnsi="Avenir Next" w:cs="Avenir Next" w:eastAsia="Avenir Next"/>
+              <w:color w:val="5A5F66"/>
+              <w:sz w:val="15"/>
+              <w:szCs w:val="15"/>
+            </w:rPr>
+            <w:fldChar w:fldCharType="begin"/>
+          </w:r>
+          <w:r>
+            <w:rPr>
+              <w:rFonts w:ascii="Avenir Next" w:hAnsi="Avenir Next" w:cs="Avenir Next" w:eastAsia="Avenir Next"/>
+              <w:color w:val="5A5F66"/>
+              <w:sz w:val="15"/>
+              <w:szCs w:val="15"/>
+            </w:rPr>
+            <w:instrText xml:space="preserve"> NUMPAGES </w:instrText>
+          </w:r>
+          <w:r>
+            <w:rPr>
+              <w:rFonts w:ascii="Avenir Next" w:hAnsi="Avenir Next" w:cs="Avenir Next" w:eastAsia="Avenir Next"/>
+              <w:color w:val="5A5F66"/>
+              <w:sz w:val="15"/>
+              <w:szCs w:val="15"/>
+            </w:rPr>
+            <w:fldChar w:fldCharType="separate"/>
+          </w:r>
+          <w:r>
+            <w:rPr>
+              <w:rFonts w:ascii="Avenir Next" w:hAnsi="Avenir Next" w:cs="Avenir Next" w:eastAsia="Avenir Next"/>
+              <w:color w:val="5A5F66"/>
+              <w:sz w:val="15"/>
+              <w:szCs w:val="15"/>
+            </w:rPr>
+            <w:t xml:space="preserve">1</w:t>
+          </w:r>
+          <w:r>
+            <w:rPr>
+              <w:rFonts w:ascii="Avenir Next" w:hAnsi="Avenir Next" w:cs="Avenir Next" w:eastAsia="Avenir Next"/>
+              <w:color w:val="5A5F66"/>
+              <w:sz w:val="15"/>
+              <w:szCs w:val="15"/>
+            </w:rPr>
+            <w:fldChar w:fldCharType="end"/>
           </w:r>
         </w:p>
       </w:tc>
@@ -3968,5 +4089,23 @@
       </w:tblCellMar>
     </w:tblPr>
   </w:style>
+  <w:style w:type="paragraph" w:styleId="Heading1">
+    <w:name w:val="heading 1"/>
+    <w:basedOn w:val="Normal"/>
+    <w:pPr>
+      <w:outlineLvl w:val="0"/>
+      <w:keepNext w:val="0"/>
+      <w:keepLines w:val="0"/>
+    </w:pPr>
+  </w:style>
+  <w:style w:type="paragraph" w:styleId="Heading2">
+    <w:name w:val="heading 2"/>
+    <w:basedOn w:val="Normal"/>
+    <w:pPr>
+      <w:outlineLvl w:val="1"/>
+      <w:keepNext w:val="0"/>
+      <w:keepLines w:val="0"/>
+    </w:pPr>
+  </w:style>
 </w:styles>
 </file>